--- a/docs/cv/Curriculo_Normalizado_Daniel_Miranda.docx
+++ b/docs/cv/Curriculo_Normalizado_Daniel_Miranda.docx
@@ -2,7 +2,7 @@
 <file path=word/document.xml><?xml version="1.0" encoding="utf-8"?>
 <w:document xmlns:w="http://schemas.openxmlformats.org/wordprocessingml/2006/main" xmlns:m="http://schemas.openxmlformats.org/officeDocument/2006/math" xmlns:r="http://schemas.openxmlformats.org/officeDocument/2006/relationships" xmlns:o="urn:schemas-microsoft-com:office:office" xmlns:v="urn:schemas-microsoft-com:vml" xmlns:w10="urn:schemas-microsoft-com:office:word" xmlns:a="http://schemas.openxmlformats.org/drawingml/2006/main" xmlns:pic="http://schemas.openxmlformats.org/drawingml/2006/picture" xmlns:wp="http://schemas.openxmlformats.org/drawingml/2006/wordprocessingDrawing">
   <w:body>
-    <w:bookmarkStart w:id="20" w:name="informacion-personal"/>
+    <w:bookmarkStart w:id="273" w:name="informacion-personal"/>
     <w:p>
       <w:pPr>
         <w:pStyle w:val="Ttulo1"/>
@@ -179,8 +179,8 @@
         <w:t xml:space="preserve">E-MAIL: damiranda@gmail.com</w:t>
       </w:r>
     </w:p>
-    <w:bookmarkEnd w:id="20"/>
-    <w:bookmarkStart w:id="23" w:name="estudios-realizados"/>
+    <w:bookmarkEnd w:id="273"/>
+    <w:bookmarkStart w:id="276" w:name="estudios-realizados"/>
     <w:p>
       <w:pPr>
         <w:pStyle w:val="Ttulo1"/>
@@ -189,7 +189,7 @@
         <w:t xml:space="preserve">2. ESTUDIOS REALIZADOS:</w:t>
       </w:r>
     </w:p>
-    <w:bookmarkStart w:id="21" w:name="X4c6382062db288baac0b914fe281a025763f8fe"/>
+    <w:bookmarkStart w:id="274" w:name="X4c6382062db288baac0b914fe281a025763f8fe"/>
     <w:p>
       <w:pPr>
         <w:pStyle w:val="Ttulo2"/>
@@ -238,8 +238,8 @@
         <w:t xml:space="preserve">Universidad de Talca Licenciatura en Psicología Marzo 2001 a marzo de 2007</w:t>
       </w:r>
     </w:p>
-    <w:bookmarkEnd w:id="21"/>
-    <w:bookmarkStart w:id="22" w:name="X32b222ed4c072157b9767e8654281b281eef77a"/>
+    <w:bookmarkEnd w:id="274"/>
+    <w:bookmarkStart w:id="275" w:name="X32b222ed4c072157b9767e8654281b281eef77a"/>
     <w:p>
       <w:pPr>
         <w:pStyle w:val="Ttulo2"/>
@@ -325,9 +325,9 @@
         <w:t xml:space="preserve">Summer School: Rising Inequalities and their impacts on Societies. ECSR, EQUALSOC &amp; Universidad de Trento. Levico (Trento), Italia. Septiembre 2-6, 2013.</w:t>
       </w:r>
     </w:p>
-    <w:bookmarkEnd w:id="22"/>
-    <w:bookmarkEnd w:id="23"/>
-    <w:bookmarkStart w:id="27" w:name="distinciones-obtenidas"/>
+    <w:bookmarkEnd w:id="275"/>
+    <w:bookmarkEnd w:id="276"/>
+    <w:bookmarkStart w:id="280" w:name="distinciones-obtenidas"/>
     <w:p>
       <w:pPr>
         <w:pStyle w:val="Ttulo1"/>
@@ -336,7 +336,7 @@
         <w:t xml:space="preserve">3. DISTINCIONES OBTENIDAS:</w:t>
       </w:r>
     </w:p>
-    <w:bookmarkStart w:id="25" w:name="becas"/>
+    <w:bookmarkStart w:id="278" w:name="becas"/>
     <w:p>
       <w:pPr>
         <w:pStyle w:val="Ttulo2"/>
@@ -427,7 +427,7 @@
       <w:r>
         <w:t xml:space="preserve"> </w:t>
       </w:r>
-      <w:hyperlink r:id="rId24">
+      <w:hyperlink r:id="rId277">
         <w:r>
           <w:rPr>
             <w:rStyle w:val="Hipervnculo"/>
@@ -436,8 +436,8 @@
         </w:r>
       </w:hyperlink>
     </w:p>
-    <w:bookmarkEnd w:id="25"/>
-    <w:bookmarkStart w:id="26" w:name="premios-y-otras-distinciones"/>
+    <w:bookmarkEnd w:id="278"/>
+    <w:bookmarkStart w:id="279" w:name="premios-y-otras-distinciones"/>
     <w:p>
       <w:pPr>
         <w:pStyle w:val="Ttulo2"/>
@@ -466,9 +466,9 @@
         <w:t xml:space="preserve">Outstanding Early Career Paper Award: Citizenship and Democratic Education Special Interest Group, 62th Comparative and International Education Society Conference 2018</w:t>
       </w:r>
     </w:p>
-    <w:bookmarkEnd w:id="26"/>
-    <w:bookmarkEnd w:id="27"/>
-    <w:bookmarkStart w:id="28" w:name="Xd8fd09906f0fe5eb5220b6a5868ef1bd6fc4ca2"/>
+    <w:bookmarkEnd w:id="279"/>
+    <w:bookmarkEnd w:id="280"/>
+    <w:bookmarkStart w:id="281" w:name="Xd8fd09906f0fe5eb5220b6a5868ef1bd6fc4ca2"/>
     <w:p>
       <w:pPr>
         <w:pStyle w:val="Ttulo1"/>
@@ -609,8 +609,8 @@
         <w:t xml:space="preserve">Enero de 2006 - junio de 2007. Psicólogo de Recursos Humanos. Triggs S.A. Curicó, Chile.</w:t>
       </w:r>
     </w:p>
-    <w:bookmarkEnd w:id="28"/>
-    <w:bookmarkStart w:id="36" w:name="actividades-académicas"/>
+    <w:bookmarkEnd w:id="281"/>
+    <w:bookmarkStart w:id="289" w:name="actividades-académicas"/>
     <w:p>
       <w:pPr>
         <w:pStyle w:val="Ttulo1"/>
@@ -619,7 +619,7 @@
         <w:t xml:space="preserve">5.ACTIVIDADES ACADÉMICAS:</w:t>
       </w:r>
     </w:p>
-    <w:bookmarkStart w:id="31" w:name="docencia"/>
+    <w:bookmarkStart w:id="284" w:name="docencia"/>
     <w:p>
       <w:pPr>
         <w:pStyle w:val="Ttulo2"/>
@@ -656,7 +656,7 @@
         <w:t xml:space="preserve">Docente en Diplomado: Nuevas Tendencias en Selección de Personas. Escuela de Psicología Facultad de Ciencias Sociales Pontificia Universidad Católica de Chile Años 2014, 2015, 2016, 2018, 2019, 2020, 2021, 2022, 2023 y 2024.</w:t>
       </w:r>
     </w:p>
-    <w:bookmarkStart w:id="29" w:name="X7ffc9bdb51801751d497ebc64ef7adfe6e5f234"/>
+    <w:bookmarkStart w:id="282" w:name="X7ffc9bdb51801751d497ebc64ef7adfe6e5f234"/>
     <w:p>
       <w:pPr>
         <w:pStyle w:val="Heading3"/>
@@ -771,19 +771,7 @@
         </w:numPr>
       </w:pPr>
       <w:r>
-        <w:t xml:space="preserve">Using R to fit HLM with large-scale assessment data. Pre-conference workshop at</w:t>
-      </w:r>
-      <w:r>
-        <w:t xml:space="preserve"> </w:t>
-      </w:r>
-      <w:r>
-        <w:t xml:space="preserve">“63th annual conference of Comparative and International Education Society”</w:t>
-      </w:r>
-      <w:r>
-        <w:t xml:space="preserve"> </w:t>
-      </w:r>
-      <w:r>
-        <w:t xml:space="preserve">(Marzo 25-29, 2019). San Francisco, USA. Organized in colaboration with Andrés Sandoval-Hernández (University of Bath), Carlos Cayuman (UNESCO-ORELAC) and Diego Carrasco (MIDE UC).</w:t>
+        <w:t xml:space="preserve">Using R to fit HLM with large-scale assessment data. Pre-conference workshop at “63th annual conference of Comparative and International Education Society” (Marzo 25-29, 2019). San Francisco, USA. Organized in colaboration with Andrés Sandoval-Hernández (University of Bath), Carlos Cayuman (UNESCO-ORELAC) and Diego Carrasco (MIDE UC).</w:t>
       </w:r>
     </w:p>
     <w:p>
@@ -827,19 +815,7 @@
         </w:numPr>
       </w:pPr>
       <w:r>
-        <w:t xml:space="preserve">Using R to fit HLM with large-scale assessment data (página 39). Pre-conference workshop en</w:t>
-      </w:r>
-      <w:r>
-        <w:t xml:space="preserve"> </w:t>
-      </w:r>
-      <w:r>
-        <w:t xml:space="preserve">“62th annual conference of Comparative and International Education Society”</w:t>
-      </w:r>
-      <w:r>
-        <w:t xml:space="preserve"> </w:t>
-      </w:r>
-      <w:r>
-        <w:t xml:space="preserve">(Marzo 25-29, 2018). Ciudad de México, México. Organized ien colaboración con Falk Bresse (IEA) and Adriana Viteri (UNESCO-ORELAC).</w:t>
+        <w:t xml:space="preserve">Using R to fit HLM with large-scale assessment data (página 39). Pre-conference workshop en “62th annual conference of Comparative and International Education Society” (Marzo 25-29, 2018). Ciudad de México, México. Organized ien colaboración con Falk Bresse (IEA) and Adriana Viteri (UNESCO-ORELAC).</w:t>
       </w:r>
     </w:p>
     <w:p>
@@ -864,8 +840,8 @@
         <w:t xml:space="preserve">Taller de Análisis Multinivel con Datos de Evaluaciones Educativas de Gran Escala. Taller realizado a equipos técnicos de los Ministerios de Educación de países Latinoamericanos, organizado por UNESCO. 3, 4 y 5 de Julio de 2017. Buenos Aires, Argentina.</w:t>
       </w:r>
     </w:p>
-    <w:bookmarkEnd w:id="29"/>
-    <w:bookmarkStart w:id="30" w:name="section"/>
+    <w:bookmarkEnd w:id="282"/>
+    <w:bookmarkStart w:id="283" w:name="section"/>
     <w:p>
       <w:pPr>
         <w:pStyle w:val="Heading3"/>
@@ -950,9 +926,9 @@
         <w:t xml:space="preserve">Debido a mi trayectoria relativamente inicial y mi rol como investigador en centro de investigación universitario, no participé del claustro de una escuela, por lo que aún no he dirigido memorias conducentes a grado o título.</w:t>
       </w:r>
     </w:p>
-    <w:bookmarkEnd w:id="30"/>
-    <w:bookmarkEnd w:id="31"/>
-    <w:bookmarkStart w:id="32" w:name="Xc35f8dd48b90ef73b406f4c94e07132076d8382"/>
+    <w:bookmarkEnd w:id="283"/>
+    <w:bookmarkEnd w:id="284"/>
+    <w:bookmarkStart w:id="285" w:name="Xc35f8dd48b90ef73b406f4c94e07132076d8382"/>
     <w:p>
       <w:pPr>
         <w:pStyle w:val="Ttulo2"/>
@@ -1033,16 +1009,7 @@
         </w:numPr>
       </w:pPr>
       <w:r>
-        <w:t xml:space="preserve">Coinvestigador en proyecto:</w:t>
-      </w:r>
-      <w:r>
-        <w:t xml:space="preserve"> </w:t>
-      </w:r>
-      <w:r>
-        <w:t xml:space="preserve">“Procesos de socialización de la cohesión social intergrupal en NNA: Hacia el escalamiento y la medición a nivel municipal del programa ProCiviCo (Participación Prosocial y Ciudadana para la cohesión social)”</w:t>
-      </w:r>
-      <w:r>
-        <w:t xml:space="preserve">. Investigadora Responsable: Profesora Paula Luengo-Kanacri, Escuela de Psicología, Pontificia Universidad Católica de Chile. Financiado por el Centro de Estudios de Conflicto y Cohesión Social - COES. Enero de 2023 a abril de 2024.</w:t>
+        <w:t xml:space="preserve">Coinvestigador en proyecto: “Procesos de socialización de la cohesión social intergrupal en NNA: Hacia el escalamiento y la medición a nivel municipal del programa ProCiviCo (Participación Prosocial y Ciudadana para la cohesión social)“. Investigadora Responsable: Profesora Paula Luengo-Kanacri, Escuela de Psicología, Pontificia Universidad Católica de Chile. Financiado por el Centro de Estudios de Conflicto y Cohesión Social - COES. Enero de 2023 a abril de 2024.</w:t>
       </w:r>
     </w:p>
     <w:p>
@@ -1144,8 +1111,8 @@
         <w:t xml:space="preserve">Asistente de Investigación en Laboratorio de Psicología Social, Escuela de Psicología UC. Investigador Responsable: Profesor Roberto González Gutiérrez, Escuela de Psicología, Pontificia Universidad Católica de Chile. Diciembre de 2009 – febrero 2014.</w:t>
       </w:r>
     </w:p>
-    <w:bookmarkEnd w:id="32"/>
-    <w:bookmarkStart w:id="33" w:name="creación"/>
+    <w:bookmarkEnd w:id="285"/>
+    <w:bookmarkStart w:id="286" w:name="creación"/>
     <w:p>
       <w:pPr>
         <w:pStyle w:val="Ttulo2"/>
@@ -1162,8 +1129,8 @@
         <w:t xml:space="preserve">No aplica.</w:t>
       </w:r>
     </w:p>
-    <w:bookmarkEnd w:id="33"/>
-    <w:bookmarkStart w:id="34" w:name="Xa5f37cd4fedaa9cb8a6c06ad203c093ea584a5e"/>
+    <w:bookmarkEnd w:id="286"/>
+    <w:bookmarkStart w:id="287" w:name="Xa5f37cd4fedaa9cb8a6c06ad203c093ea584a5e"/>
     <w:p>
       <w:pPr>
         <w:pStyle w:val="Ttulo2"/>
@@ -1193,39 +1160,15 @@
         <w:pStyle w:val="Textoindependiente"/>
       </w:pPr>
       <w:r>
-        <w:t xml:space="preserve">Agosto de 2024. Invitación a participar en el programa</w:t>
-      </w:r>
-      <w:r>
-        <w:t xml:space="preserve"> </w:t>
-      </w:r>
-      <w:r>
-        <w:t xml:space="preserve">“Hablemos de Chile”</w:t>
-      </w:r>
-      <w:r>
-        <w:t xml:space="preserve"> </w:t>
-      </w:r>
-      <w:r>
-        <w:t xml:space="preserve">de 13C para discutir sobre Cohesión Social, a partir de los resultados del Estudio Longitudinal Social de Chile (ELSOC). Acceso a video.</w:t>
-      </w:r>
-    </w:p>
-    <w:p>
-      <w:pPr>
-        <w:pStyle w:val="Textoindependiente"/>
-      </w:pPr>
-      <w:r>
-        <w:t xml:space="preserve">Agosto de 2024. Invitación a participar en el programa</w:t>
-      </w:r>
-      <w:r>
-        <w:t xml:space="preserve"> </w:t>
-      </w:r>
-      <w:r>
-        <w:t xml:space="preserve">“Hablemos de Chile”</w:t>
-      </w:r>
-      <w:r>
-        <w:t xml:space="preserve"> </w:t>
-      </w:r>
-      <w:r>
-        <w:t xml:space="preserve">de 13C para discutir sobre Cohesión Social, a partir de los resultados del Estudio Longitudinal Social de Chile (ELSOC). Acceso a video.</w:t>
+        <w:t xml:space="preserve">Agosto de 2024. Invitación a participar en el programa “Hablemos de Chile” de 13C para discutir sobre Cohesión Social, a partir de los resultados del Estudio Longitudinal Social de Chile (ELSOC). Acceso a video.</w:t>
+      </w:r>
+    </w:p>
+    <w:p>
+      <w:pPr>
+        <w:pStyle w:val="Textoindependiente"/>
+      </w:pPr>
+      <w:r>
+        <w:t xml:space="preserve">Agosto de 2024. Invitación a participar en el programa “Hablemos de Chile” de 13C para discutir sobre Cohesión Social, a partir de los resultados del Estudio Longitudinal Social de Chile (ELSOC). Acceso a video.</w:t>
       </w:r>
     </w:p>
     <w:p>
@@ -1382,16 +1325,7 @@
         <w:pStyle w:val="Textoindependiente"/>
       </w:pPr>
       <w:r>
-        <w:t xml:space="preserve">Marzo de 2021. Seminario</w:t>
-      </w:r>
-      <w:r>
-        <w:t xml:space="preserve"> </w:t>
-      </w:r>
-      <w:r>
-        <w:t xml:space="preserve">“Mitos y realidades sobre las violencias en la movilización social y la protesta”</w:t>
-      </w:r>
-      <w:r>
-        <w:t xml:space="preserve">, organizado por el Fondo de Cultura Económica y el Centro de Estudios de Conflicto y Cohesión Social COES.</w:t>
+        <w:t xml:space="preserve">Marzo de 2021. Seminario “Mitos y realidades sobre las violencias en la movilización social y la protesta”, organizado por el Fondo de Cultura Económica y el Centro de Estudios de Conflicto y Cohesión Social COES.</w:t>
       </w:r>
     </w:p>
     <w:p>
@@ -1440,16 +1374,7 @@
         <w:pStyle w:val="Textoindependiente"/>
       </w:pPr>
       <w:r>
-        <w:t xml:space="preserve">Mayo 2020 – diciembre de 2021. Participación como co-investigador del proyecto de</w:t>
-      </w:r>
-      <w:r>
-        <w:t xml:space="preserve"> </w:t>
-      </w:r>
-      <w:r>
-        <w:t xml:space="preserve">“Monitoreo Nacional de Prácticas y Síntomas COVID19 – MOVID”</w:t>
-      </w:r>
-      <w:r>
-        <w:t xml:space="preserve">. El objetivo de este estudio fue aprender sobre cómo se comporta el COVID-19 en nuestro país. Con esta información se propuso aportar a la gestión de la crisis sanitaria de ese momento. A su vez, las personas que participaron pudieron acceder a recomendaciones personalizadas acerca de su situación de salud vinculada al COVID-19 y recibir informes semanales de resultados de este estudio.</w:t>
+        <w:t xml:space="preserve">Mayo 2020 – diciembre de 2021. Participación como co-investigador del proyecto de “Monitoreo Nacional de Prácticas y Síntomas COVID19 – MOVID”. El objetivo de este estudio fue aprender sobre cómo se comporta el COVID-19 en nuestro país. Con esta información se propuso aportar a la gestión de la crisis sanitaria de ese momento. A su vez, las personas que participaron pudieron acceder a recomendaciones personalizadas acerca de su situación de salud vinculada al COVID-19 y recibir informes semanales de resultados de este estudio.</w:t>
       </w:r>
     </w:p>
     <w:p>
@@ -1476,8 +1401,8 @@
         <w:t xml:space="preserve">Abril de 2018. Columna de opinión en La Segunda: ¿Qué dicen los jóvenes?</w:t>
       </w:r>
     </w:p>
-    <w:bookmarkEnd w:id="34"/>
-    <w:bookmarkStart w:id="35" w:name="Xf372a7f228686e57ae7192b66c70f4af377c7c0"/>
+    <w:bookmarkEnd w:id="287"/>
+    <w:bookmarkStart w:id="288" w:name="Xf372a7f228686e57ae7192b66c70f4af377c7c0"/>
     <w:p>
       <w:pPr>
         <w:pStyle w:val="Ttulo2"/>
@@ -1532,21 +1457,12 @@
         <w:pStyle w:val="FirstParagraph"/>
       </w:pPr>
       <w:r>
-        <w:t xml:space="preserve">2018 a 2022. Participación en el equipo de gestión de </w:t>
-      </w:r>
-      <w:r>
-        <w:t xml:space="preserve">“Citizenship and Democratic Education Special Interest Group”</w:t>
-      </w:r>
-      <w:r>
-        <w:t xml:space="preserve"> </w:t>
-      </w:r>
-      <w:r>
-        <w:t xml:space="preserve">de Comparative and International Education Society.</w:t>
-      </w:r>
-    </w:p>
-    <w:bookmarkEnd w:id="35"/>
-    <w:bookmarkEnd w:id="36"/>
-    <w:bookmarkStart w:id="37" w:name="formación-académica-propia"/>
+        <w:t xml:space="preserve">2018 a 2022. Participación en el equipo de gestión de “Citizenship and Democratic Education Special Interest Group” de Comparative and International Education Society.</w:t>
+      </w:r>
+    </w:p>
+    <w:bookmarkEnd w:id="288"/>
+    <w:bookmarkEnd w:id="289"/>
+    <w:bookmarkStart w:id="290" w:name="formación-académica-propia"/>
     <w:p>
       <w:pPr>
         <w:pStyle w:val="Ttulo1"/>
@@ -1595,8 +1511,8 @@
         <w:t xml:space="preserve">Prof. Andrés Sandoval-Hernández (Professor at Department of Education, University of Bath). El Profesor Sandoval me recibió, primero, en una estadía de investigación en el Data Processing Center en Hamburgo y, luego, como pasante doctoral en la Universidad de Bath. En el camino hemos colaborado en múltiples instancias, editando un libro, coautoreando artículos y capítulos de libros, y ejecutando proyectos. En todas ellas me ha inspirado a desarrollar investigación comparada con altos estándares y en la construcción de redes de investigación internacional.</w:t>
       </w:r>
     </w:p>
-    <w:bookmarkEnd w:id="37"/>
-    <w:bookmarkStart w:id="38" w:name="formación-de-nuevos-académicos"/>
+    <w:bookmarkEnd w:id="290"/>
+    <w:bookmarkStart w:id="291" w:name="formación-de-nuevos-académicos"/>
     <w:p>
       <w:pPr>
         <w:pStyle w:val="Ttulo1"/>
@@ -1613,8 +1529,8 @@
         <w:t xml:space="preserve">Debido a mi trayectoria relativamente inicial, aún no he participado de manera principal en la formación de nuevos académicos y/o investigadores/as que ocupen plazas académicas.</w:t>
       </w:r>
     </w:p>
-    <w:bookmarkEnd w:id="38"/>
-    <w:bookmarkStart w:id="51" w:name="difusión-y-comunicaciones"/>
+    <w:bookmarkEnd w:id="291"/>
+    <w:bookmarkStart w:id="304" w:name="difusión-y-comunicaciones"/>
     <w:p>
       <w:pPr>
         <w:pStyle w:val="Ttulo1"/>
@@ -1623,7 +1539,7 @@
         <w:t xml:space="preserve">8. DIFUSIÓN y COMUNICACIONES:</w:t>
       </w:r>
     </w:p>
-    <w:bookmarkStart w:id="45" w:name="X89f56ec7881453c25eb1b148584185dcbfac41c"/>
+    <w:bookmarkStart w:id="298" w:name="X89f56ec7881453c25eb1b148584185dcbfac41c"/>
     <w:p>
       <w:pPr>
         <w:pStyle w:val="Ttulo2"/>
@@ -1642,7 +1558,7 @@
       <w:r>
         <w:t xml:space="preserve"> </w:t>
       </w:r>
-      <w:hyperlink r:id="rId39">
+      <w:hyperlink r:id="rId292">
         <w:r>
           <w:rPr>
             <w:rStyle w:val="Hipervnculo"/>
@@ -1661,7 +1577,7 @@
       <w:r>
         <w:t xml:space="preserve"> </w:t>
       </w:r>
-      <w:hyperlink r:id="rId40">
+      <w:hyperlink r:id="rId293">
         <w:r>
           <w:rPr>
             <w:rStyle w:val="Hipervnculo"/>
@@ -1670,7 +1586,7 @@
         </w:r>
       </w:hyperlink>
     </w:p>
-    <w:bookmarkStart w:id="41" w:name="libros-y-monografias"/>
+    <w:bookmarkStart w:id="294" w:name="libros-y-monografias"/>
     <w:p>
       <w:pPr>
         <w:pStyle w:val="Heading3"/>
@@ -1779,8 +1695,8 @@
         <w:t xml:space="preserve">. In Andrés Sandoval-Hernández: , 4. Springer International Publishing. https://doi.org/10.1007/978-3-319-78692-6</w:t>
       </w:r>
     </w:p>
-    <w:bookmarkEnd w:id="41"/>
-    <w:bookmarkStart w:id="42" w:name="capítulos-de-libros."/>
+    <w:bookmarkEnd w:id="294"/>
+    <w:bookmarkStart w:id="295" w:name="capítulos-de-libros."/>
     <w:p>
       <w:pPr>
         <w:pStyle w:val="Heading3"/>
@@ -2364,8 +2280,8 @@
         <w:t xml:space="preserve">. In Cristián Cox: Aprendizaje de La Ciudadanía. Ediciones Universidad Católica de Chile</w:t>
       </w:r>
     </w:p>
-    <w:bookmarkEnd w:id="42"/>
-    <w:bookmarkStart w:id="43" w:name="Xd1988794a37dd8fa83bcff17cd9a74bfc67ba4f"/>
+    <w:bookmarkEnd w:id="295"/>
+    <w:bookmarkStart w:id="296" w:name="Xd1988794a37dd8fa83bcff17cd9a74bfc67ba4f"/>
     <w:p>
       <w:pPr>
         <w:pStyle w:val="Heading3"/>
@@ -2406,8 +2322,8 @@
         <w:t xml:space="preserve">Castillo, J., Miranda, D. &amp; Carrasco, D. Percepción de desigualdad económica en Chile: Medición, diferencias y determinantes. Psykhé, 21(1), 99-114, 2012. (Scopus)</w:t>
       </w:r>
     </w:p>
-    <w:bookmarkEnd w:id="43"/>
-    <w:bookmarkStart w:id="44" w:name="X3b2a21660316e38af803e70c00261a15e2e4077"/>
+    <w:bookmarkEnd w:id="296"/>
+    <w:bookmarkStart w:id="297" w:name="X3b2a21660316e38af803e70c00261a15e2e4077"/>
     <w:p>
       <w:pPr>
         <w:pStyle w:val="Heading3"/>
@@ -3141,9 +3057,9 @@
         <w:t xml:space="preserve">. Opini~ao Pública, 18(1), 154–176. https://doi.org/10.1590/S0104-62762012000100008</w:t>
       </w:r>
     </w:p>
-    <w:bookmarkEnd w:id="44"/>
-    <w:bookmarkEnd w:id="45"/>
-    <w:bookmarkStart w:id="46" w:name="otros-escritos-e-informes."/>
+    <w:bookmarkEnd w:id="297"/>
+    <w:bookmarkEnd w:id="298"/>
+    <w:bookmarkStart w:id="299" w:name="otros-escritos-e-informes."/>
     <w:p>
       <w:pPr>
         <w:pStyle w:val="Ttulo2"/>
@@ -3256,8 +3172,8 @@
         <w:t xml:space="preserve">Martínez, M.L., González, R., Canales, L., y Miranda, D (2010). Informe Regional 2010: Evaluación de Programas Exitosos de Formación Ciudadana. Sistema Regional de Evaluación y Desarrollo de Competencias Ciudadanas (SREDECC). Banco Interamericano de Desarrollo (BID), 2010.</w:t>
       </w:r>
     </w:p>
-    <w:bookmarkEnd w:id="46"/>
-    <w:bookmarkStart w:id="49" w:name="ponencias-a-congresos."/>
+    <w:bookmarkEnd w:id="299"/>
+    <w:bookmarkStart w:id="302" w:name="ponencias-a-congresos."/>
     <w:p>
       <w:pPr>
         <w:pStyle w:val="Ttulo2"/>
@@ -5924,7 +5840,7 @@
         <w:t xml:space="preserve">. Primer Congreso Nacional de Ciencias Sociales y Educación. Valparaíso, Chile.</w:t>
       </w:r>
     </w:p>
-    <w:bookmarkStart w:id="47" w:name="Xa30bbbb6bd33c567ccb0f67f40c77464f5b7f0d"/>
+    <w:bookmarkStart w:id="300" w:name="Xa30bbbb6bd33c567ccb0f67f40c77464f5b7f0d"/>
     <w:p>
       <w:pPr>
         <w:pStyle w:val="Heading3"/>
@@ -5933,8 +5849,8 @@
         <w:t xml:space="preserve">8.3.1. Sometidas a referato y publicadas in extenso.</w:t>
       </w:r>
     </w:p>
-    <w:bookmarkEnd w:id="47"/>
-    <w:bookmarkStart w:id="48" w:name="otras-ponencias-nacionales."/>
+    <w:bookmarkEnd w:id="300"/>
+    <w:bookmarkStart w:id="301" w:name="otras-ponencias-nacionales."/>
     <w:p>
       <w:pPr>
         <w:pStyle w:val="Heading3"/>
@@ -5948,63 +5864,15 @@
         <w:pStyle w:val="FirstParagraph"/>
       </w:pPr>
       <w:r>
-        <w:t xml:space="preserve">Sánchez-Barría &amp; Miranda, D. (2023). Revisitando la</w:t>
-      </w:r>
-      <w:r>
-        <w:t xml:space="preserve"> </w:t>
-      </w:r>
-      <w:r>
-        <w:t xml:space="preserve">“Hipótesis de Gamson”</w:t>
-      </w:r>
-      <w:r>
-        <w:t xml:space="preserve"> </w:t>
-      </w:r>
-      <w:r>
-        <w:t xml:space="preserve">en la participación política juvenil en el Chile actual. Artículo presentado en</w:t>
-      </w:r>
-      <w:r>
-        <w:t xml:space="preserve"> </w:t>
-      </w:r>
-      <w:r>
-        <w:t xml:space="preserve">“XIV Congreso chileno de Ciencia Política 2023”</w:t>
-      </w:r>
-      <w:r>
-        <w:t xml:space="preserve"> </w:t>
-      </w:r>
-      <w:r>
-        <w:t xml:space="preserve">(13, 14 y 15 de diciembre). Santiago de Chile.</w:t>
-      </w:r>
-    </w:p>
-    <w:p>
-      <w:pPr>
-        <w:pStyle w:val="Textoindependiente"/>
-      </w:pPr>
-      <w:r>
-        <w:t xml:space="preserve">Sánchez-Barría &amp; Miranda, D. (2023). Dos vías a la movilización: revisitando la</w:t>
-      </w:r>
-      <w:r>
-        <w:t xml:space="preserve"> </w:t>
-      </w:r>
-      <w:r>
-        <w:t xml:space="preserve">“Hipótesis de Gamson”</w:t>
-      </w:r>
-      <w:r>
-        <w:t xml:space="preserve"> </w:t>
-      </w:r>
-      <w:r>
-        <w:t xml:space="preserve">en la participación política juvenil. Artículo presentado en</w:t>
-      </w:r>
-      <w:r>
-        <w:t xml:space="preserve"> </w:t>
-      </w:r>
-      <w:r>
-        <w:t xml:space="preserve">“XII Congreso chileno de Sociología 2024”</w:t>
-      </w:r>
-      <w:r>
-        <w:t xml:space="preserve"> </w:t>
-      </w:r>
-      <w:r>
-        <w:t xml:space="preserve">(2, 3 y 4 de mayo). Santiago de Chile.</w:t>
+        <w:t xml:space="preserve">Sánchez-Barría &amp; Miranda, D. (2023). Revisitando la “Hipótesis de Gamson” en la participación política juvenil en el Chile actual. Artículo presentado en “XIV Congreso chileno de Ciencia Política 2023” (13, 14 y 15 de diciembre). Santiago de Chile.</w:t>
+      </w:r>
+    </w:p>
+    <w:p>
+      <w:pPr>
+        <w:pStyle w:val="Textoindependiente"/>
+      </w:pPr>
+      <w:r>
+        <w:t xml:space="preserve">Sánchez-Barría &amp; Miranda, D. (2023). Dos vías a la movilización: revisitando la “Hipótesis de Gamson” en la participación política juvenil. Artículo presentado en “XII Congreso chileno de Sociología 2024” (2, 3 y 4 de mayo). Santiago de Chile.</w:t>
       </w:r>
     </w:p>
     <w:p>
@@ -6020,255 +5888,108 @@
         <w:pStyle w:val="Textoindependiente"/>
       </w:pPr>
       <w:r>
-        <w:t xml:space="preserve">Miranda, D., Castillo, J.; Miranda, C. &amp; Conejeros, J. (2019) Conocimiento cívico y legitimidad de la democracia. Artículo presentado en</w:t>
-      </w:r>
-      <w:r>
-        <w:t xml:space="preserve"> </w:t>
-      </w:r>
-      <w:r>
-        <w:t xml:space="preserve">“5° Congreso Interdisciplinario de Investigación en Educación CIIE 2019”</w:t>
-      </w:r>
-      <w:r>
-        <w:t xml:space="preserve"> </w:t>
-      </w:r>
-      <w:r>
-        <w:t xml:space="preserve">(20, 21 y 22 de agosto). Santiago de Chile.</w:t>
-      </w:r>
-    </w:p>
-    <w:p>
-      <w:pPr>
-        <w:pStyle w:val="Textoindependiente"/>
-      </w:pPr>
-      <w:r>
-        <w:t xml:space="preserve">Miranda, D. &amp; Muñoz, L. (2019) Sexismo e igualitarismo: una propuesta de medición usando ICCS 2016. Artículo presentado en</w:t>
-      </w:r>
-      <w:r>
-        <w:t xml:space="preserve"> </w:t>
-      </w:r>
-      <w:r>
-        <w:t xml:space="preserve">“ACMME - Primer Encuentro Nacional de Métodos y Técnicas en Investigación Social”</w:t>
-      </w:r>
-      <w:r>
-        <w:t xml:space="preserve"> </w:t>
-      </w:r>
-      <w:r>
-        <w:t xml:space="preserve">(8 y 9 de Abril). Rancagua, Chile.</w:t>
-      </w:r>
-    </w:p>
-    <w:p>
-      <w:pPr>
-        <w:pStyle w:val="Textoindependiente"/>
-      </w:pPr>
-      <w:r>
-        <w:t xml:space="preserve">Miranda, D., Castillo, J.; Cox, C., Bascopé, M., &amp; Bonhomme, J. (2015) Origen Social, Conocimiento Cívico y Participación en la Escuela: El caso chileno. Artículo presentado en</w:t>
-      </w:r>
-      <w:r>
-        <w:t xml:space="preserve"> </w:t>
-      </w:r>
-      <w:r>
-        <w:t xml:space="preserve">“I Congreso Internacional sobre Educación y Pobreza 2015”</w:t>
-      </w:r>
-      <w:r>
-        <w:t xml:space="preserve"> </w:t>
-      </w:r>
-      <w:r>
-        <w:t xml:space="preserve">CIEP (enero 8-10, 2015). Santiago de Chile.</w:t>
-      </w:r>
-    </w:p>
-    <w:p>
-      <w:pPr>
-        <w:pStyle w:val="Textoindependiente"/>
-      </w:pPr>
-      <w:r>
-        <w:t xml:space="preserve">Castillo, J.; Miranda, D.; Sandoval-Hernandez, A.; Cox, C., Bascopé, M., &amp; Bonhomme, J. (2015) Lo civil y lo cívico: hacia un modelo conceptual y de medición de ciudadanía escolar. Artículo presentado en</w:t>
-      </w:r>
-      <w:r>
-        <w:t xml:space="preserve"> </w:t>
-      </w:r>
-      <w:r>
-        <w:t xml:space="preserve">“I Congreso Internacional sobre Educación y Pobreza 2015”</w:t>
-      </w:r>
-      <w:r>
-        <w:t xml:space="preserve"> </w:t>
-      </w:r>
-      <w:r>
-        <w:t xml:space="preserve">CIEP (Enero 8-10, 2015). Santiago de Chile.</w:t>
-      </w:r>
-    </w:p>
-    <w:p>
-      <w:pPr>
-        <w:pStyle w:val="Textoindependiente"/>
-      </w:pPr>
-      <w:r>
-        <w:t xml:space="preserve">Miranda, D., Castillo, J., Cox, C., Bascopé, M., &amp; Bonhomme, J. (2014). Conocimiento cívico y ciudadanía en las escuelas de América Latina. Artículo presentado en</w:t>
-      </w:r>
-      <w:r>
-        <w:t xml:space="preserve"> </w:t>
-      </w:r>
-      <w:r>
-        <w:t xml:space="preserve">“III Congreso Interdisciplinario de Investigación en Educación – CIIE”</w:t>
-      </w:r>
-      <w:r>
-        <w:t xml:space="preserve"> </w:t>
-      </w:r>
-      <w:r>
-        <w:t xml:space="preserve">(agosto 21-22). Santiago de Chile.</w:t>
-      </w:r>
-    </w:p>
-    <w:p>
-      <w:pPr>
-        <w:pStyle w:val="Textoindependiente"/>
-      </w:pPr>
-      <w:r>
-        <w:t xml:space="preserve">Miranda, D., Castillo, J., Cox, C., Bascopé, M., &amp; Bonhomme, J. (2013) Autoritarismo y Valores Democráticos en Estudiantes Latinoamericanos. Artículo presentado en</w:t>
-      </w:r>
-      <w:r>
-        <w:t xml:space="preserve"> </w:t>
-      </w:r>
-      <w:r>
-        <w:t xml:space="preserve">“XXIX Congreso Latinoamericano de Sociología”</w:t>
-      </w:r>
-      <w:r>
-        <w:t xml:space="preserve"> </w:t>
-      </w:r>
-      <w:r>
-        <w:t xml:space="preserve">(29 de Sept - 03 de Oct).</w:t>
-      </w:r>
-    </w:p>
-    <w:p>
-      <w:pPr>
-        <w:pStyle w:val="Textoindependiente"/>
-      </w:pPr>
-      <w:r>
-        <w:t xml:space="preserve">Castillo, J., Cox, C., Miranda, D., Bascopé, M., &amp; Bonhomme, J. (2012) Desigualdad, Conocimiento cívico y expectativas de participación política de estudiantes en Chile. Artículo presentado en</w:t>
-      </w:r>
-      <w:r>
-        <w:t xml:space="preserve"> </w:t>
-      </w:r>
-      <w:r>
-        <w:t xml:space="preserve">“VII Congreso Chileno de Psicología”</w:t>
-      </w:r>
-      <w:r>
-        <w:t xml:space="preserve"> </w:t>
-      </w:r>
-      <w:r>
-        <w:t xml:space="preserve">(noviembre 14-16)</w:t>
-      </w:r>
-    </w:p>
-    <w:p>
-      <w:pPr>
-        <w:pStyle w:val="Textoindependiente"/>
-      </w:pPr>
-      <w:r>
-        <w:t xml:space="preserve">Castillo, J., Cox, C., Miranda, D., Bascopé, M., &amp; Bonhomme, J. (2012) Desigualdad, Conocimiento cívico y expectativas de participación política de estudiantes en Chile. Artículo presentado en</w:t>
-      </w:r>
-      <w:r>
-        <w:t xml:space="preserve"> </w:t>
-      </w:r>
-      <w:r>
-        <w:t xml:space="preserve">“Congreso Nacional de Sociología 2012”</w:t>
-      </w:r>
-      <w:r>
-        <w:t xml:space="preserve"> </w:t>
-      </w:r>
-      <w:r>
-        <w:t xml:space="preserve">(octubre 24-26)</w:t>
-      </w:r>
-    </w:p>
-    <w:p>
-      <w:pPr>
-        <w:pStyle w:val="Textoindependiente"/>
-      </w:pPr>
-      <w:r>
-        <w:t xml:space="preserve">Castillo, J., Madero, I., Miranda, D. (2012) Educación, equidad y creencias distributivas: Evidencia del caso chileno. Artículo presentado en</w:t>
-      </w:r>
-      <w:r>
-        <w:t xml:space="preserve"> </w:t>
-      </w:r>
-      <w:r>
-        <w:t xml:space="preserve">“Congreso Nacional de Sociología 2012”</w:t>
-      </w:r>
-      <w:r>
-        <w:t xml:space="preserve"> </w:t>
-      </w:r>
-      <w:r>
-        <w:t xml:space="preserve">(octubre 24-26)</w:t>
-      </w:r>
-    </w:p>
-    <w:p>
-      <w:pPr>
-        <w:pStyle w:val="Textoindependiente"/>
-      </w:pPr>
-      <w:r>
-        <w:t xml:space="preserve">Castillo, J., Cox, C., Miranda, D., Bascopé, M., &amp; Escobar, J. (2012) Desigualdad económica y cambios en las expectativas de participación de estudiantes en Chile. Artículo presentado en</w:t>
-      </w:r>
-      <w:r>
-        <w:t xml:space="preserve"> </w:t>
-      </w:r>
-      <w:r>
-        <w:t xml:space="preserve">“Congreso Interdisciplinario de Investigación en Educación – CIIE”</w:t>
-      </w:r>
-      <w:r>
-        <w:t xml:space="preserve"> </w:t>
-      </w:r>
-      <w:r>
-        <w:t xml:space="preserve">(agosto 23-24). Santiago de Chile.</w:t>
-      </w:r>
-    </w:p>
-    <w:p>
-      <w:pPr>
-        <w:pStyle w:val="Textoindependiente"/>
-      </w:pPr>
-      <w:r>
-        <w:t xml:space="preserve">Miranda, D. &amp; Silva, J. (2012). ¿Cuáles son las fuentes de sentido en la vida de los jóvenes? Artículo presentado en</w:t>
-      </w:r>
-      <w:r>
-        <w:t xml:space="preserve"> </w:t>
-      </w:r>
-      <w:r>
-        <w:t xml:space="preserve">“II Seminario Internacional: Jóvenes, Cultura y Religión UCM”</w:t>
-      </w:r>
-      <w:r>
-        <w:t xml:space="preserve">, Talca- 09 de agosto de 2012.</w:t>
-      </w:r>
-    </w:p>
-    <w:p>
-      <w:pPr>
-        <w:pStyle w:val="Textoindependiente"/>
-      </w:pPr>
-      <w:r>
-        <w:t xml:space="preserve">Castillo, J., Cox, C., Miranda, D., Bascopé, M., Madero, I. &amp; Escobar, J. (2011) Actitudes hacia la democracia en estudiantes chilenos. Artículo presentado en</w:t>
-      </w:r>
-      <w:r>
-        <w:t xml:space="preserve"> </w:t>
-      </w:r>
-      <w:r>
-        <w:t xml:space="preserve">“Primer Congreso Nacional de Ciencias Sociales y Educación”</w:t>
-      </w:r>
-      <w:r>
-        <w:t xml:space="preserve">. Valparaíso: Universidad Católica de Valparaíso.</w:t>
-      </w:r>
-    </w:p>
-    <w:p>
-      <w:pPr>
-        <w:pStyle w:val="Textoindependiente"/>
-      </w:pPr>
-      <w:r>
-        <w:t xml:space="preserve">Castillo, J.; Miranda, D. &amp; Madero, I. (2011). Todos somos de Clase Media: Sobre el Estatus Social Subjetivo en Chile. Artículo presentado en</w:t>
-      </w:r>
-      <w:r>
-        <w:t xml:space="preserve"> </w:t>
-      </w:r>
-      <w:r>
-        <w:t xml:space="preserve">“VI Congreso Chileno de Sociología y Encuentro Pre-ALAS”</w:t>
-      </w:r>
-      <w:r>
-        <w:t xml:space="preserve">. 13 de abril de 2011.</w:t>
-      </w:r>
-    </w:p>
-    <w:bookmarkEnd w:id="48"/>
-    <w:bookmarkEnd w:id="49"/>
-    <w:bookmarkStart w:id="50" w:name="otras-ponencias-internacionales."/>
+        <w:t xml:space="preserve">Miranda, D., Castillo, J.; Miranda, C. &amp; Conejeros, J. (2019) Conocimiento cívico y legitimidad de la democracia. Artículo presentado en “5° Congreso Interdisciplinario de Investigación en Educación CIIE 2019” (20, 21 y 22 de agosto). Santiago de Chile.</w:t>
+      </w:r>
+    </w:p>
+    <w:p>
+      <w:pPr>
+        <w:pStyle w:val="Textoindependiente"/>
+      </w:pPr>
+      <w:r>
+        <w:t xml:space="preserve">Miranda, D. &amp; Muñoz, L. (2019) Sexismo e igualitarismo: una propuesta de medición usando ICCS 2016. Artículo presentado en “ACMME - Primer Encuentro Nacional de Métodos y Técnicas en Investigación Social” (8 y 9 de Abril). Rancagua, Chile.</w:t>
+      </w:r>
+    </w:p>
+    <w:p>
+      <w:pPr>
+        <w:pStyle w:val="Textoindependiente"/>
+      </w:pPr>
+      <w:r>
+        <w:t xml:space="preserve">Miranda, D., Castillo, J.; Cox, C., Bascopé, M., &amp; Bonhomme, J. (2015) Origen Social, Conocimiento Cívico y Participación en la Escuela: El caso chileno. Artículo presentado en “I Congreso Internacional sobre Educación y Pobreza 2015” CIEP (enero 8-10, 2015). Santiago de Chile.</w:t>
+      </w:r>
+    </w:p>
+    <w:p>
+      <w:pPr>
+        <w:pStyle w:val="Textoindependiente"/>
+      </w:pPr>
+      <w:r>
+        <w:t xml:space="preserve">Castillo, J.; Miranda, D.; Sandoval-Hernandez, A.; Cox, C., Bascopé, M., &amp; Bonhomme, J. (2015) Lo civil y lo cívico: hacia un modelo conceptual y de medición de ciudadanía escolar. Artículo presentado en “I Congreso Internacional sobre Educación y Pobreza 2015” CIEP (Enero 8-10, 2015). Santiago de Chile.</w:t>
+      </w:r>
+    </w:p>
+    <w:p>
+      <w:pPr>
+        <w:pStyle w:val="Textoindependiente"/>
+      </w:pPr>
+      <w:r>
+        <w:t xml:space="preserve">Miranda, D., Castillo, J., Cox, C., Bascopé, M., &amp; Bonhomme, J. (2014). Conocimiento cívico y ciudadanía en las escuelas de América Latina. Artículo presentado en “III Congreso Interdisciplinario de Investigación en Educación – CIIE” (agosto 21-22). Santiago de Chile.</w:t>
+      </w:r>
+    </w:p>
+    <w:p>
+      <w:pPr>
+        <w:pStyle w:val="Textoindependiente"/>
+      </w:pPr>
+      <w:r>
+        <w:t xml:space="preserve">Miranda, D., Castillo, J., Cox, C., Bascopé, M., &amp; Bonhomme, J. (2013) Autoritarismo y Valores Democráticos en Estudiantes Latinoamericanos. Artículo presentado en “XXIX Congreso Latinoamericano de Sociología” (29 de Sept - 03 de Oct).</w:t>
+      </w:r>
+    </w:p>
+    <w:p>
+      <w:pPr>
+        <w:pStyle w:val="Textoindependiente"/>
+      </w:pPr>
+      <w:r>
+        <w:t xml:space="preserve">Castillo, J., Cox, C., Miranda, D., Bascopé, M., &amp; Bonhomme, J. (2012) Desigualdad, Conocimiento cívico y expectativas de participación política de estudiantes en Chile. Artículo presentado en “VII Congreso Chileno de Psicología” (noviembre 14-16)</w:t>
+      </w:r>
+    </w:p>
+    <w:p>
+      <w:pPr>
+        <w:pStyle w:val="Textoindependiente"/>
+      </w:pPr>
+      <w:r>
+        <w:t xml:space="preserve">Castillo, J., Cox, C., Miranda, D., Bascopé, M., &amp; Bonhomme, J. (2012) Desigualdad, Conocimiento cívico y expectativas de participación política de estudiantes en Chile. Artículo presentado en “Congreso Nacional de Sociología 2012” (octubre 24-26)</w:t>
+      </w:r>
+    </w:p>
+    <w:p>
+      <w:pPr>
+        <w:pStyle w:val="Textoindependiente"/>
+      </w:pPr>
+      <w:r>
+        <w:t xml:space="preserve">Castillo, J., Madero, I., Miranda, D. (2012) Educación, equidad y creencias distributivas: Evidencia del caso chileno. Artículo presentado en “Congreso Nacional de Sociología 2012” (octubre 24-26)</w:t>
+      </w:r>
+    </w:p>
+    <w:p>
+      <w:pPr>
+        <w:pStyle w:val="Textoindependiente"/>
+      </w:pPr>
+      <w:r>
+        <w:t xml:space="preserve">Castillo, J., Cox, C., Miranda, D., Bascopé, M., &amp; Escobar, J. (2012) Desigualdad económica y cambios en las expectativas de participación de estudiantes en Chile. Artículo presentado en “Congreso Interdisciplinario de Investigación en Educación – CIIE” (agosto 23-24). Santiago de Chile.</w:t>
+      </w:r>
+    </w:p>
+    <w:p>
+      <w:pPr>
+        <w:pStyle w:val="Textoindependiente"/>
+      </w:pPr>
+      <w:r>
+        <w:t xml:space="preserve">Miranda, D. &amp; Silva, J. (2012). ¿Cuáles son las fuentes de sentido en la vida de los jóvenes? Artículo presentado en “II Seminario Internacional: Jóvenes, Cultura y Religión UCM”, Talca- 09 de agosto de 2012.</w:t>
+      </w:r>
+    </w:p>
+    <w:p>
+      <w:pPr>
+        <w:pStyle w:val="Textoindependiente"/>
+      </w:pPr>
+      <w:r>
+        <w:t xml:space="preserve">Castillo, J., Cox, C., Miranda, D., Bascopé, M., Madero, I. &amp; Escobar, J. (2011) Actitudes hacia la democracia en estudiantes chilenos. Artículo presentado en “Primer Congreso Nacional de Ciencias Sociales y Educación”. Valparaíso: Universidad Católica de Valparaíso.</w:t>
+      </w:r>
+    </w:p>
+    <w:p>
+      <w:pPr>
+        <w:pStyle w:val="Textoindependiente"/>
+      </w:pPr>
+      <w:r>
+        <w:t xml:space="preserve">Castillo, J.; Miranda, D. &amp; Madero, I. (2011). Todos somos de Clase Media: Sobre el Estatus Social Subjetivo en Chile. Artículo presentado en “VI Congreso Chileno de Sociología y Encuentro Pre-ALAS”. 13 de abril de 2011.</w:t>
+      </w:r>
+    </w:p>
+    <w:bookmarkEnd w:id="301"/>
+    <w:bookmarkEnd w:id="302"/>
+    <w:bookmarkStart w:id="303" w:name="otras-ponencias-internacionales."/>
     <w:p>
       <w:pPr>
         <w:pStyle w:val="Ttulo2"/>
@@ -6282,34 +6003,7 @@
         <w:pStyle w:val="FirstParagraph"/>
       </w:pPr>
       <w:r>
-        <w:t xml:space="preserve">Miranda, D., Manzi, J., González, R., Carvacho, H., Lay, S. &amp; Haye, A. (2024). The role of support and subjective knowledge of the 1973 Coup D’etat shaping the trust in Political and order institutions. Presentado en</w:t>
-      </w:r>
-      <w:r>
-        <w:t xml:space="preserve"> </w:t>
-      </w:r>
-      <w:r>
-        <w:t xml:space="preserve">“The 47th Annual Scientific Meeting of International Society of Political Psychology ISPP”</w:t>
-      </w:r>
-      <w:r>
-        <w:t xml:space="preserve">, Santiago: Chile. 4-6 julio 2024. Manzi, J., González, R., Carvacho, H., Lay, S., Miranda, D., &amp; Haye, A. (2024). Political Identification and the Evolution of Collective Memory of the Military Coup in Chile (página 129). Presentado en</w:t>
-      </w:r>
-      <w:r>
-        <w:t xml:space="preserve"> </w:t>
-      </w:r>
-      <w:r>
-        <w:t xml:space="preserve">“The 47th Annual Scientific Meeting of International Society of Political Psychology ISPP”</w:t>
-      </w:r>
-      <w:r>
-        <w:t xml:space="preserve">, Santiago: Chile. 4-6 julio 2024. Lay, S., Miranda, D., Manzi, J., González, R., Carvacho, H. &amp; Haye, A. (2024). Affective Polarization and Collective Memory of the Military Coup (página 129). Presentado en</w:t>
-      </w:r>
-      <w:r>
-        <w:t xml:space="preserve"> </w:t>
-      </w:r>
-      <w:r>
-        <w:t xml:space="preserve">“The 47th Annual Scientific Meeting of International Society of Political Psychology ISPP”</w:t>
-      </w:r>
-      <w:r>
-        <w:t xml:space="preserve">, Santiago: Chile. 4-6 julio 2024.</w:t>
+        <w:t xml:space="preserve">Miranda, D., Manzi, J., González, R., Carvacho, H., Lay, S. &amp; Haye, A. (2024). The role of support and subjective knowledge of the 1973 Coup D’etat shaping the trust in Political and order institutions. Presentado en “The 47th Annual Scientific Meeting of International Society of Political Psychology ISPP”, Santiago: Chile. 4-6 julio 2024. Manzi, J., González, R., Carvacho, H., Lay, S., Miranda, D., &amp; Haye, A. (2024). Political Identification and the Evolution of Collective Memory of the Military Coup in Chile (página 129). Presentado en “The 47th Annual Scientific Meeting of International Society of Political Psychology ISPP”, Santiago: Chile. 4-6 julio 2024. Lay, S., Miranda, D., Manzi, J., González, R., Carvacho, H. &amp; Haye, A. (2024). Affective Polarization and Collective Memory of the Military Coup (página 129). Presentado en “The 47th Annual Scientific Meeting of International Society of Political Psychology ISPP”, Santiago: Chile. 4-6 julio 2024.</w:t>
       </w:r>
     </w:p>
     <w:p>
@@ -6325,25 +6019,7 @@
         <w:pStyle w:val="Textoindependiente"/>
       </w:pPr>
       <w:r>
-        <w:t xml:space="preserve">Carrasco, D., Miranda, D. &amp; Treviño, E. (2024). Pro-environmental dispositions among secondary school students: a study on the role of the schools.. Presentado en la</w:t>
-      </w:r>
-      <w:r>
-        <w:t xml:space="preserve"> </w:t>
-      </w:r>
-      <w:r>
-        <w:t xml:space="preserve">“67th Annual conference of Comparative and International Education Society (10 al 14 de marzo). Miami, USA. Miranda, D. &amp; Castillo, J.C. (2023). Digital Citizen Participation in Chile and Italy: description of gaps and their relationship with other forms of participation. Presentado en “VIII Seminar INVALSI data: a tool for teaching and scientific research”</w:t>
-      </w:r>
-      <w:r>
-        <w:t xml:space="preserve">, Roma: Italia. 23-26 noviembre de 2023. Miranda, D. (2023). Youth Citizen Participation: Between Social Reproduction and Political Socialization (página 264). Presentado en XX ISA World Congress of Sociology, Melbourne: Australia. 26 de Junio – 01 de Julio de 2023. Miranda, D. (2023). Session organizer of</w:t>
-      </w:r>
-      <w:r>
-        <w:t xml:space="preserve"> </w:t>
-      </w:r>
-      <w:r>
-        <w:t xml:space="preserve">“Political Socialization in changing times: generations and agents. Presentado en XX ISA World Congress of Sociology, Melbourne: Australia. 26 de Junio – 01 de Julio de 2023. Miranda, D. &amp; Castillo, J.C. (2023). Youth predispositions to disruptive political actions: educational level, civic knowledge and digital media in unequal contexts. Presentado en “The 46th Annual Scientific Meeting of International Society of Political Psychology ISPP”</w:t>
-      </w:r>
-      <w:r>
-        <w:t xml:space="preserve">, Montreal: Canada. 9-11 Julio 2023.</w:t>
+        <w:t xml:space="preserve">Carrasco, D., Miranda, D. &amp; Treviño, E. (2024). Pro-environmental dispositions among secondary school students: a study on the role of the schools.. Presentado en la “67th Annual conference of Comparative and International Education Society (10 al 14 de marzo). Miami, USA. Miranda, D. &amp; Castillo, J.C. (2023). Digital Citizen Participation in Chile and Italy: description of gaps and their relationship with other forms of participation. Presentado en “VIII Seminar INVALSI data: a tool for teaching and scientific research”, Roma: Italia. 23-26 noviembre de 2023. Miranda, D. (2023). Youth Citizen Participation: Between Social Reproduction and Political Socialization (página 264). Presentado en XX ISA World Congress of Sociology, Melbourne: Australia. 26 de Junio – 01 de Julio de 2023. Miranda, D. (2023). Session organizer of “Political Socialization in changing times: generations and agents. Presentado en XX ISA World Congress of Sociology, Melbourne: Australia. 26 de Junio – 01 de Julio de 2023. Miranda, D. &amp; Castillo, J.C. (2023). Youth predispositions to disruptive political actions: educational level, civic knowledge and digital media in unequal contexts. Presentado en “The 46th Annual Scientific Meeting of International Society of Political Psychology ISPP”, Montreal: Canada. 9-11 Julio 2023.</w:t>
       </w:r>
     </w:p>
     <w:p>
@@ -6385,19 +6061,7 @@
         <w:pStyle w:val="Textoindependiente"/>
       </w:pPr>
       <w:r>
-        <w:t xml:space="preserve">Miranda, D. &amp; Castillo, J.C. (2022). Youth pre-dispositions to participate in disruptive political actions across countries and years: the gender and socioeconomic’s gap in unequal contexts (página 56). Artículo presentado en</w:t>
-      </w:r>
-      <w:r>
-        <w:t xml:space="preserve"> </w:t>
-      </w:r>
-      <w:r>
-        <w:t xml:space="preserve">“I dati INVALSI: uno strumento per la recerca”</w:t>
-      </w:r>
-      <w:r>
-        <w:t xml:space="preserve"> </w:t>
-      </w:r>
-      <w:r>
-        <w:t xml:space="preserve">(27 al 30 de octubre). Roma, Italia.</w:t>
+        <w:t xml:space="preserve">Miranda, D. &amp; Castillo, J.C. (2022). Youth pre-dispositions to participate in disruptive political actions across countries and years: the gender and socioeconomic’s gap in unequal contexts (página 56). Artículo presentado en “I dati INVALSI: uno strumento per la recerca” (27 al 30 de octubre). Roma, Italia.</w:t>
       </w:r>
     </w:p>
     <w:p>
@@ -6413,170 +6077,71 @@
         <w:pStyle w:val="Textoindependiente"/>
       </w:pPr>
       <w:r>
-        <w:t xml:space="preserve">González, R.; Chayinska, M.; Plaza, A.; Bargsted, M. &amp; Miranda, D. (2022). A longitudinal examination of the factors that facilitate and hinder support for conservative and progressive social movements (página 80). Presentado en</w:t>
-      </w:r>
-      <w:r>
-        <w:t xml:space="preserve"> </w:t>
-      </w:r>
-      <w:r>
-        <w:t xml:space="preserve">“Annual Meeting of International Society of Political Psychology ISPP”</w:t>
-      </w:r>
-      <w:r>
-        <w:t xml:space="preserve">. Atenas: Grecia. 14-17 Julio de 2022.</w:t>
-      </w:r>
-    </w:p>
-    <w:p>
-      <w:pPr>
-        <w:pStyle w:val="Textoindependiente"/>
-      </w:pPr>
-      <w:r>
-        <w:t xml:space="preserve">Treviño, E.; Sandoval-Hernández, A.; Isac, M.M.; Miranda, D.; Carrasco,, D. &amp; Kennedy, K. (2022). Book Launch: Good Citizenship for the Next Generation A Global Perspective Using IEA ICCS 2016 Data. En</w:t>
-      </w:r>
-      <w:r>
-        <w:t xml:space="preserve"> </w:t>
-      </w:r>
-      <w:r>
-        <w:t xml:space="preserve">“66th annual conference of Comparative and International Education Society”</w:t>
-      </w:r>
-      <w:r>
-        <w:t xml:space="preserve"> </w:t>
-      </w:r>
-      <w:r>
-        <w:t xml:space="preserve">(18 al 22 de Abril). Minneapolis, USA: Virtual.</w:t>
-      </w:r>
-    </w:p>
-    <w:p>
-      <w:pPr>
-        <w:pStyle w:val="Textoindependiente"/>
-      </w:pPr>
-      <w:r>
-        <w:t xml:space="preserve">Kubow, P; Strong, K. &amp; Miranda, D. (2022). Contesting framings of citizenship: Interrogations of the national and the global. Presentado en</w:t>
-      </w:r>
-      <w:r>
-        <w:t xml:space="preserve"> </w:t>
-      </w:r>
-      <w:r>
-        <w:t xml:space="preserve">“66th annual conference of Comparative and International Education Society”</w:t>
-      </w:r>
-      <w:r>
-        <w:t xml:space="preserve"> </w:t>
-      </w:r>
-      <w:r>
-        <w:t xml:space="preserve">(18 al 22 de Abril). Minneapolis, USA: Virtual.</w:t>
-      </w:r>
-    </w:p>
-    <w:p>
-      <w:pPr>
-        <w:pStyle w:val="Textoindependiente"/>
-      </w:pPr>
-      <w:r>
-        <w:t xml:space="preserve">Miranda, D. (2022). Cross-National Equivalence of Political Participation in Early Adolescence across 24 Countries. Presentado en</w:t>
-      </w:r>
-      <w:r>
-        <w:t xml:space="preserve"> </w:t>
-      </w:r>
-      <w:r>
-        <w:t xml:space="preserve">“66th annual conference of Comparative and International Education Society”</w:t>
-      </w:r>
-      <w:r>
-        <w:t xml:space="preserve"> </w:t>
-      </w:r>
-      <w:r>
-        <w:t xml:space="preserve">(18 al 22 de Abril). Minneapolis, USA: Virtual.</w:t>
-      </w:r>
-    </w:p>
-    <w:p>
-      <w:pPr>
-        <w:pStyle w:val="Textoindependiente"/>
-      </w:pPr>
-      <w:r>
-        <w:t xml:space="preserve">Miranda, D. (2022). Discussant en la mesa: Contesting citizenship’s framings: Interrogations of the global-local and implications for formal citizenship education. En</w:t>
-      </w:r>
-      <w:r>
-        <w:t xml:space="preserve"> </w:t>
-      </w:r>
-      <w:r>
-        <w:t xml:space="preserve">“66th annual conference of Comparative and International Education Society”</w:t>
-      </w:r>
-      <w:r>
-        <w:t xml:space="preserve"> </w:t>
-      </w:r>
-      <w:r>
-        <w:t xml:space="preserve">(18 al 22 de Abril). Minneapolis, USA: Virtual.</w:t>
-      </w:r>
-    </w:p>
-    <w:p>
-      <w:pPr>
-        <w:pStyle w:val="Textoindependiente"/>
-      </w:pPr>
-      <w:r>
-        <w:t xml:space="preserve">Miranda, D., Miranda, C. &amp; Muñoz, L. (2021). Latin American Political Culture and Citizenship Norms (página 58). Presentado en</w:t>
-      </w:r>
-      <w:r>
-        <w:t xml:space="preserve"> </w:t>
-      </w:r>
-      <w:r>
-        <w:t xml:space="preserve">“9th IEA International Research Conference”</w:t>
-      </w:r>
-      <w:r>
-        <w:t xml:space="preserve"> </w:t>
-      </w:r>
-      <w:r>
-        <w:t xml:space="preserve">(November 16-18). Dubai, United Arab Emirates: Virtual.</w:t>
-      </w:r>
-    </w:p>
-    <w:p>
-      <w:pPr>
-        <w:pStyle w:val="Textoindependiente"/>
-      </w:pPr>
-      <w:r>
-        <w:t xml:space="preserve">Sandoval-Hernández &amp; Miranda, D. (2021). The Influence of IEA Civic Education Studies on Policy and Practice in Latin America (página 78). Presentado en</w:t>
-      </w:r>
-      <w:r>
-        <w:t xml:space="preserve"> </w:t>
-      </w:r>
-      <w:r>
-        <w:t xml:space="preserve">“9th IEA International Research Conference”</w:t>
-      </w:r>
-      <w:r>
-        <w:t xml:space="preserve"> </w:t>
-      </w:r>
-      <w:r>
-        <w:t xml:space="preserve">(November 16-18). Dubai, United Arab Emirates: Virtual.</w:t>
-      </w:r>
-    </w:p>
-    <w:p>
-      <w:pPr>
-        <w:pStyle w:val="Textoindependiente"/>
-      </w:pPr>
-      <w:r>
-        <w:t xml:space="preserve">Miranda, D., Iturra, J., Montenegro, J. &amp; Sepúlveda, K. (2021). ¿La Manzana Cae Lejos Del Árbol? Incidencia de La Socialización Familiar y Escolar de La Participación Política de Jóvenes Secundarios. Presentado en</w:t>
-      </w:r>
-      <w:r>
-        <w:t xml:space="preserve"> </w:t>
-      </w:r>
-      <w:r>
-        <w:t xml:space="preserve">“VIII Conferencia Internacional COES: Cohesión Social en tiempos turbulentos”</w:t>
-      </w:r>
-      <w:r>
-        <w:t xml:space="preserve">. Santiago: Virtual. 15-17 November 2021.</w:t>
-      </w:r>
-    </w:p>
-    <w:p>
-      <w:pPr>
-        <w:pStyle w:val="Textoindependiente"/>
-      </w:pPr>
-      <w:r>
-        <w:t xml:space="preserve">Miranda, D. Iturra, J., Herrera-Leighton, A. &amp; Carrasco, K. (2021). El Rol de La Familia y La Escuela En La Socialización Política de Las Actitudes Hacia La Igualdad de Género. Presented en el</w:t>
-      </w:r>
-      <w:r>
-        <w:t xml:space="preserve"> </w:t>
-      </w:r>
-      <w:r>
-        <w:t xml:space="preserve">“VI Seminario Internacional: Desigualdad y Movilidad Social en América Latina”</w:t>
-      </w:r>
-      <w:r>
-        <w:t xml:space="preserve">. México City: Virtual. 3-5 de noviembre de 2021.</w:t>
+        <w:t xml:space="preserve">González, R.; Chayinska, M.; Plaza, A.; Bargsted, M. &amp; Miranda, D. (2022). A longitudinal examination of the factors that facilitate and hinder support for conservative and progressive social movements (página 80). Presentado en “Annual Meeting of International Society of Political Psychology ISPP”. Atenas: Grecia. 14-17 Julio de 2022.</w:t>
+      </w:r>
+    </w:p>
+    <w:p>
+      <w:pPr>
+        <w:pStyle w:val="Textoindependiente"/>
+      </w:pPr>
+      <w:r>
+        <w:t xml:space="preserve">Treviño, E.; Sandoval-Hernández, A.; Isac, M.M.; Miranda, D.; Carrasco,, D. &amp; Kennedy, K. (2022). Book Launch: Good Citizenship for the Next Generation A Global Perspective Using IEA ICCS 2016 Data. En “66th annual conference of Comparative and International Education Society” (18 al 22 de Abril). Minneapolis, USA: Virtual.</w:t>
+      </w:r>
+    </w:p>
+    <w:p>
+      <w:pPr>
+        <w:pStyle w:val="Textoindependiente"/>
+      </w:pPr>
+      <w:r>
+        <w:t xml:space="preserve">Kubow, P; Strong, K. &amp; Miranda, D. (2022). Contesting framings of citizenship: Interrogations of the national and the global. Presentado en “66th annual conference of Comparative and International Education Society” (18 al 22 de Abril). Minneapolis, USA: Virtual.</w:t>
+      </w:r>
+    </w:p>
+    <w:p>
+      <w:pPr>
+        <w:pStyle w:val="Textoindependiente"/>
+      </w:pPr>
+      <w:r>
+        <w:t xml:space="preserve">Miranda, D. (2022). Cross-National Equivalence of Political Participation in Early Adolescence across 24 Countries. Presentado en “66th annual conference of Comparative and International Education Society” (18 al 22 de Abril). Minneapolis, USA: Virtual.</w:t>
+      </w:r>
+    </w:p>
+    <w:p>
+      <w:pPr>
+        <w:pStyle w:val="Textoindependiente"/>
+      </w:pPr>
+      <w:r>
+        <w:t xml:space="preserve">Miranda, D. (2022). Discussant en la mesa: Contesting citizenship’s framings: Interrogations of the global-local and implications for formal citizenship education. En “66th annual conference of Comparative and International Education Society” (18 al 22 de Abril). Minneapolis, USA: Virtual.</w:t>
+      </w:r>
+    </w:p>
+    <w:p>
+      <w:pPr>
+        <w:pStyle w:val="Textoindependiente"/>
+      </w:pPr>
+      <w:r>
+        <w:t xml:space="preserve">Miranda, D., Miranda, C. &amp; Muñoz, L. (2021). Latin American Political Culture and Citizenship Norms (página 58). Presentado en “9th IEA International Research Conference” (November 16-18). Dubai, United Arab Emirates: Virtual.</w:t>
+      </w:r>
+    </w:p>
+    <w:p>
+      <w:pPr>
+        <w:pStyle w:val="Textoindependiente"/>
+      </w:pPr>
+      <w:r>
+        <w:t xml:space="preserve">Sandoval-Hernández &amp; Miranda, D. (2021). The Influence of IEA Civic Education Studies on Policy and Practice in Latin America (página 78). Presentado en “9th IEA International Research Conference” (November 16-18). Dubai, United Arab Emirates: Virtual.</w:t>
+      </w:r>
+    </w:p>
+    <w:p>
+      <w:pPr>
+        <w:pStyle w:val="Textoindependiente"/>
+      </w:pPr>
+      <w:r>
+        <w:t xml:space="preserve">Miranda, D., Iturra, J., Montenegro, J. &amp; Sepúlveda, K. (2021). ¿La Manzana Cae Lejos Del Árbol? Incidencia de La Socialización Familiar y Escolar de La Participación Política de Jóvenes Secundarios. Presentado en “VIII Conferencia Internacional COES: Cohesión Social en tiempos turbulentos”. Santiago: Virtual. 15-17 November 2021.</w:t>
+      </w:r>
+    </w:p>
+    <w:p>
+      <w:pPr>
+        <w:pStyle w:val="Textoindependiente"/>
+      </w:pPr>
+      <w:r>
+        <w:t xml:space="preserve">Miranda, D. Iturra, J., Herrera-Leighton, A. &amp; Carrasco, K. (2021). El Rol de La Familia y La Escuela En La Socialización Política de Las Actitudes Hacia La Igualdad de Género. Presented en el “VI Seminario Internacional: Desigualdad y Movilidad Social en América Latina”. México City: Virtual. 3-5 de noviembre de 2021.</w:t>
       </w:r>
     </w:p>
     <w:p>
@@ -6592,56 +6157,23 @@
         <w:pStyle w:val="Textoindependiente"/>
       </w:pPr>
       <w:r>
-        <w:t xml:space="preserve">Miranda, D. (2021). Discussant en la mesa: Research in students attitudes and students achievement. En</w:t>
-      </w:r>
-      <w:r>
-        <w:t xml:space="preserve"> </w:t>
-      </w:r>
-      <w:r>
-        <w:t xml:space="preserve">“65th annual conference of Comparative and International Education Society”</w:t>
-      </w:r>
-      <w:r>
-        <w:t xml:space="preserve"> </w:t>
-      </w:r>
-      <w:r>
-        <w:t xml:space="preserve">(Abril 25 al 2 de Mayo). Virtual.</w:t>
-      </w:r>
-    </w:p>
-    <w:p>
-      <w:pPr>
-        <w:pStyle w:val="Textoindependiente"/>
-      </w:pPr>
-      <w:r>
-        <w:t xml:space="preserve">Miranda, D. (2021). An assessment of measurement invariance in international large-scale assessments (ilsas). An illustration using attitudinal measures collected in ICCS 2016. Artículo presentado en</w:t>
-      </w:r>
-      <w:r>
-        <w:t xml:space="preserve"> </w:t>
-      </w:r>
-      <w:r>
-        <w:t xml:space="preserve">“65th annual conference of Comparative and International Education Society”</w:t>
-      </w:r>
-      <w:r>
-        <w:t xml:space="preserve"> </w:t>
-      </w:r>
-      <w:r>
-        <w:t xml:space="preserve">(Abril 25 al 2 de Mayo). Virtual.</w:t>
-      </w:r>
-    </w:p>
-    <w:p>
-      <w:pPr>
-        <w:pStyle w:val="Textoindependiente"/>
-      </w:pPr>
-      <w:r>
-        <w:t xml:space="preserve">Miranda, D. &amp; Sánchez, F. (2020). Estallido social y participación disruptiva en jóvenes secundarios: El rol de la socialización política en un escenario quasiexperimental. Presentado en</w:t>
-      </w:r>
-      <w:r>
-        <w:t xml:space="preserve"> </w:t>
-      </w:r>
-      <w:r>
-        <w:t xml:space="preserve">“Conferencia Internacional COES DESOC”</w:t>
-      </w:r>
-      <w:r>
-        <w:t xml:space="preserve">. Santiago: Virtual. 4 y 5 de noviembre de 2020.</w:t>
+        <w:t xml:space="preserve">Miranda, D. (2021). Discussant en la mesa: Research in students attitudes and students achievement. En “65th annual conference of Comparative and International Education Society” (Abril 25 al 2 de Mayo). Virtual.</w:t>
+      </w:r>
+    </w:p>
+    <w:p>
+      <w:pPr>
+        <w:pStyle w:val="Textoindependiente"/>
+      </w:pPr>
+      <w:r>
+        <w:t xml:space="preserve">Miranda, D. (2021). An assessment of measurement invariance in international large-scale assessments (ilsas). An illustration using attitudinal measures collected in ICCS 2016. Artículo presentado en “65th annual conference of Comparative and International Education Society” (Abril 25 al 2 de Mayo). Virtual.</w:t>
+      </w:r>
+    </w:p>
+    <w:p>
+      <w:pPr>
+        <w:pStyle w:val="Textoindependiente"/>
+      </w:pPr>
+      <w:r>
+        <w:t xml:space="preserve">Miranda, D. &amp; Sánchez, F. (2020). Estallido social y participación disruptiva en jóvenes secundarios: El rol de la socialización política en un escenario quasiexperimental. Presentado en “Conferencia Internacional COES DESOC”. Santiago: Virtual. 4 y 5 de noviembre de 2020.</w:t>
       </w:r>
     </w:p>
     <w:p>
@@ -6657,245 +6189,95 @@
         <w:pStyle w:val="Textoindependiente"/>
       </w:pPr>
       <w:r>
-        <w:t xml:space="preserve">Miranda, D., Miranda, C. &amp; Muñoz, L. (2020). Latin American Political Culture and Citizenship Norms. Paper presented at</w:t>
-      </w:r>
-      <w:r>
-        <w:t xml:space="preserve"> </w:t>
-      </w:r>
-      <w:r>
-        <w:t xml:space="preserve">“64th annual conference of Comparative and International Education Society”</w:t>
-      </w:r>
-      <w:r>
-        <w:t xml:space="preserve"> </w:t>
-      </w:r>
-      <w:r>
-        <w:t xml:space="preserve">(22 al 26 de marzo de 2020). Miami, USA. Virtual.</w:t>
-      </w:r>
-    </w:p>
-    <w:p>
-      <w:pPr>
-        <w:pStyle w:val="Textoindependiente"/>
-      </w:pPr>
-      <w:r>
-        <w:t xml:space="preserve">Miranda, D. &amp; Sandoval-Hernádez, A. (2019). Does scholarly culture enhance literacy and citizenship? A comparison between Italy and Chile (página 12). Artículo presentado en</w:t>
-      </w:r>
-      <w:r>
-        <w:t xml:space="preserve"> </w:t>
-      </w:r>
-      <w:r>
-        <w:t xml:space="preserve">“I dati INVALSI: uno strumento per la recerca”</w:t>
-      </w:r>
-      <w:r>
-        <w:t xml:space="preserve"> </w:t>
-      </w:r>
-      <w:r>
-        <w:t xml:space="preserve">(noviembre 29 a Diciembre 1th). Roma, Italia.</w:t>
-      </w:r>
-    </w:p>
-    <w:p>
-      <w:pPr>
-        <w:pStyle w:val="Textoindependiente"/>
-      </w:pPr>
-      <w:r>
-        <w:t xml:space="preserve">Miranda, D. &amp; Castillo, J.C. (2019). Change or stability? Civic knowledge, classroom climate and expected political partipation in Latin American Schools (página 109). Artículo presentado en</w:t>
-      </w:r>
-      <w:r>
-        <w:t xml:space="preserve"> </w:t>
-      </w:r>
-      <w:r>
-        <w:t xml:space="preserve">“Annual Meeting of International Society of Political Psychology - ISPP”</w:t>
-      </w:r>
-      <w:r>
-        <w:t xml:space="preserve"> </w:t>
-      </w:r>
-      <w:r>
-        <w:t xml:space="preserve">(Julio 12-15). Lisboa, Portugal.</w:t>
-      </w:r>
-    </w:p>
-    <w:p>
-      <w:pPr>
-        <w:pStyle w:val="Textoindependiente"/>
-      </w:pPr>
-      <w:r>
-        <w:t xml:space="preserve">Miranda, D. &amp; Castillo, J.C. (2019). Do differential role of SDO and RWA in the support of social, political and individual human rights: evidence from Chile (página 80). Artículo presentado en</w:t>
-      </w:r>
-      <w:r>
-        <w:t xml:space="preserve"> </w:t>
-      </w:r>
-      <w:r>
-        <w:t xml:space="preserve">“Annual Meeting of International Society of Political Psychology - ISPP”</w:t>
-      </w:r>
-      <w:r>
-        <w:t xml:space="preserve"> </w:t>
-      </w:r>
-      <w:r>
-        <w:t xml:space="preserve">(Julio 12-15). Lisboa, Portugal.</w:t>
-      </w:r>
-    </w:p>
-    <w:p>
-      <w:pPr>
-        <w:pStyle w:val="Textoindependiente"/>
-      </w:pPr>
-      <w:r>
-        <w:t xml:space="preserve">Sandoval-Hernández, A; Isac, M. &amp; Miranda, D. (2019). Teaching Tolerance in a Globalized World (página 20). Libro presentado en</w:t>
-      </w:r>
-      <w:r>
-        <w:t xml:space="preserve"> </w:t>
-      </w:r>
-      <w:r>
-        <w:t xml:space="preserve">“8th IEA International Research Conference”</w:t>
-      </w:r>
-      <w:r>
-        <w:t xml:space="preserve"> </w:t>
-      </w:r>
-      <w:r>
-        <w:t xml:space="preserve">(Junio 26-28). Copenhagen, Dinamarca.</w:t>
-      </w:r>
-    </w:p>
-    <w:p>
-      <w:pPr>
-        <w:pStyle w:val="Textoindependiente"/>
-      </w:pPr>
-      <w:r>
-        <w:t xml:space="preserve">Miranda, D. &amp; Castillo, J.C. (2019). Change or stability? Civic knowledge, classroom climate and expected political participation in Latin American Schools (página 32). Artículo presentado en</w:t>
-      </w:r>
-      <w:r>
-        <w:t xml:space="preserve"> </w:t>
-      </w:r>
-      <w:r>
-        <w:t xml:space="preserve">“8th IEA International Research Conference”</w:t>
-      </w:r>
-      <w:r>
-        <w:t xml:space="preserve"> </w:t>
-      </w:r>
-      <w:r>
-        <w:t xml:space="preserve">(Junio 26-28). Copenhagen, Dinamarca.</w:t>
-      </w:r>
-    </w:p>
-    <w:p>
-      <w:pPr>
-        <w:pStyle w:val="Textoindependiente"/>
-      </w:pPr>
-      <w:r>
-        <w:t xml:space="preserve">Miranda, D. &amp; Castillo, J.C. (2019). Can schools mitigate the socioeconomic participation gap? Civic knowledge, classroom climate and expected political participation in Latin American Schools. Artículo presentado en</w:t>
-      </w:r>
-      <w:r>
-        <w:t xml:space="preserve"> </w:t>
-      </w:r>
-      <w:r>
-        <w:t xml:space="preserve">“Conference. Youth activism, engagement and the development of new civic learning spaces”</w:t>
-      </w:r>
-      <w:r>
-        <w:t xml:space="preserve"> </w:t>
-      </w:r>
-      <w:r>
-        <w:t xml:space="preserve">(Junio 24,25 y 26). Budapest, Hungría.</w:t>
-      </w:r>
-    </w:p>
-    <w:p>
-      <w:pPr>
-        <w:pStyle w:val="Textoindependiente"/>
-      </w:pPr>
-      <w:r>
-        <w:t xml:space="preserve">Miranda, D. (2019). Typologies of institutional trust: the Chilean case using ICCS 2016. Artículo presentado en</w:t>
-      </w:r>
-      <w:r>
-        <w:t xml:space="preserve"> </w:t>
-      </w:r>
-      <w:r>
-        <w:t xml:space="preserve">“63th annual conference of Comparative and International Education Society”</w:t>
-      </w:r>
-      <w:r>
-        <w:t xml:space="preserve"> </w:t>
-      </w:r>
-      <w:r>
-        <w:t xml:space="preserve">(14 al 18 de Abril). San Francisco, USA.</w:t>
-      </w:r>
-    </w:p>
-    <w:p>
-      <w:pPr>
-        <w:pStyle w:val="Textoindependiente"/>
-      </w:pPr>
-      <w:r>
-        <w:t xml:space="preserve">Miranda, D. &amp; Muñoz, L. (2019). Sexism and egalitarianism: a proposal using ICCS 2016. Artículo presentado en</w:t>
-      </w:r>
-      <w:r>
-        <w:t xml:space="preserve"> </w:t>
-      </w:r>
-      <w:r>
-        <w:t xml:space="preserve">“63th annual conference of Comparative and International Education Society”</w:t>
-      </w:r>
-      <w:r>
-        <w:t xml:space="preserve"> </w:t>
-      </w:r>
-      <w:r>
-        <w:t xml:space="preserve">(14 al 18 de Abril). San Francisco, USA.</w:t>
-      </w:r>
-    </w:p>
-    <w:p>
-      <w:pPr>
-        <w:pStyle w:val="Textoindependiente"/>
-      </w:pPr>
-      <w:r>
-        <w:t xml:space="preserve">Sandoval-Hernándes, A.; Miranda, D. &amp; Carstens, R. (2019). Exploring ICCS 2016 to measure progress toward target 4.7. Artículo presentado en</w:t>
-      </w:r>
-      <w:r>
-        <w:t xml:space="preserve"> </w:t>
-      </w:r>
-      <w:r>
-        <w:t xml:space="preserve">“63th annual conference of Comparative and International Education Society”</w:t>
-      </w:r>
-      <w:r>
-        <w:t xml:space="preserve"> </w:t>
-      </w:r>
-      <w:r>
-        <w:t xml:space="preserve">(14 al 18 de Abril). San Francisco, USA.</w:t>
-      </w:r>
-    </w:p>
-    <w:p>
-      <w:pPr>
-        <w:pStyle w:val="Textoindependiente"/>
-      </w:pPr>
-      <w:r>
-        <w:t xml:space="preserve">Miranda, D. (2018). Exploring ICCS 2016 to measure progress toward target 4.7. Artículo presentado en</w:t>
-      </w:r>
-      <w:r>
-        <w:t xml:space="preserve"> </w:t>
-      </w:r>
-      <w:r>
-        <w:t xml:space="preserve">“Seminario: La cittadinanza e l’impegno cívico da diverse prospettive di studio”</w:t>
-      </w:r>
-      <w:r>
-        <w:t xml:space="preserve">, Universidad Roma Tre (Octubre 30). Rome, Italy.</w:t>
-      </w:r>
-    </w:p>
-    <w:p>
-      <w:pPr>
-        <w:pStyle w:val="Textoindependiente"/>
-      </w:pPr>
-      <w:r>
-        <w:t xml:space="preserve">Miranda, D. &amp; Sandoval-Hernádez, A. (2018). Sophisticated but disconnected from their communities? (página 54). Artículo presentado en</w:t>
-      </w:r>
-      <w:r>
-        <w:t xml:space="preserve"> </w:t>
-      </w:r>
-      <w:r>
-        <w:t xml:space="preserve">“I dati INVALSI: uno strumento per la recerca”</w:t>
-      </w:r>
-      <w:r>
-        <w:t xml:space="preserve"> </w:t>
-      </w:r>
-      <w:r>
-        <w:t xml:space="preserve">(Octubre 26-28). Bari, Italy. Miranda, D. (2018). Formación para el ejercicio de la ciudadanía: investigaciones locales en población juvenil (página 7). Panel Presentado en</w:t>
-      </w:r>
-      <w:r>
-        <w:t xml:space="preserve"> </w:t>
-      </w:r>
-      <w:r>
-        <w:t xml:space="preserve">“Conferencia Internacional COES 2018”</w:t>
-      </w:r>
-      <w:r>
-        <w:t xml:space="preserve">. 14 al 16 de noviembre, Santiago, Chile.</w:t>
+        <w:t xml:space="preserve">Miranda, D., Miranda, C. &amp; Muñoz, L. (2020). Latin American Political Culture and Citizenship Norms. Paper presented at “64th annual conference of Comparative and International Education Society” (22 al 26 de marzo de 2020). Miami, USA. Virtual.</w:t>
+      </w:r>
+    </w:p>
+    <w:p>
+      <w:pPr>
+        <w:pStyle w:val="Textoindependiente"/>
+      </w:pPr>
+      <w:r>
+        <w:t xml:space="preserve">Miranda, D. &amp; Sandoval-Hernádez, A. (2019). Does scholarly culture enhance literacy and citizenship? A comparison between Italy and Chile (página 12). Artículo presentado en “I dati INVALSI: uno strumento per la recerca” (noviembre 29 a Diciembre 1th). Roma, Italia.</w:t>
+      </w:r>
+    </w:p>
+    <w:p>
+      <w:pPr>
+        <w:pStyle w:val="Textoindependiente"/>
+      </w:pPr>
+      <w:r>
+        <w:t xml:space="preserve">Miranda, D. &amp; Castillo, J.C. (2019). Change or stability? Civic knowledge, classroom climate and expected political partipation in Latin American Schools (página 109). Artículo presentado en “Annual Meeting of International Society of Political Psychology - ISPP” (Julio 12-15). Lisboa, Portugal.</w:t>
+      </w:r>
+    </w:p>
+    <w:p>
+      <w:pPr>
+        <w:pStyle w:val="Textoindependiente"/>
+      </w:pPr>
+      <w:r>
+        <w:t xml:space="preserve">Miranda, D. &amp; Castillo, J.C. (2019). Do differential role of SDO and RWA in the support of social, political and individual human rights: evidence from Chile (página 80). Artículo presentado en “Annual Meeting of International Society of Political Psychology - ISPP” (Julio 12-15). Lisboa, Portugal.</w:t>
+      </w:r>
+    </w:p>
+    <w:p>
+      <w:pPr>
+        <w:pStyle w:val="Textoindependiente"/>
+      </w:pPr>
+      <w:r>
+        <w:t xml:space="preserve">Sandoval-Hernández, A; Isac, M. &amp; Miranda, D. (2019). Teaching Tolerance in a Globalized World (página 20). Libro presentado en “8th IEA International Research Conference” (Junio 26-28). Copenhagen, Dinamarca.</w:t>
+      </w:r>
+    </w:p>
+    <w:p>
+      <w:pPr>
+        <w:pStyle w:val="Textoindependiente"/>
+      </w:pPr>
+      <w:r>
+        <w:t xml:space="preserve">Miranda, D. &amp; Castillo, J.C. (2019). Change or stability? Civic knowledge, classroom climate and expected political participation in Latin American Schools (página 32). Artículo presentado en “8th IEA International Research Conference” (Junio 26-28). Copenhagen, Dinamarca.</w:t>
+      </w:r>
+    </w:p>
+    <w:p>
+      <w:pPr>
+        <w:pStyle w:val="Textoindependiente"/>
+      </w:pPr>
+      <w:r>
+        <w:t xml:space="preserve">Miranda, D. &amp; Castillo, J.C. (2019). Can schools mitigate the socioeconomic participation gap? Civic knowledge, classroom climate and expected political participation in Latin American Schools. Artículo presentado en “Conference. Youth activism, engagement and the development of new civic learning spaces” (Junio 24,25 y 26). Budapest, Hungría.</w:t>
+      </w:r>
+    </w:p>
+    <w:p>
+      <w:pPr>
+        <w:pStyle w:val="Textoindependiente"/>
+      </w:pPr>
+      <w:r>
+        <w:t xml:space="preserve">Miranda, D. (2019). Typologies of institutional trust: the Chilean case using ICCS 2016. Artículo presentado en “63th annual conference of Comparative and International Education Society” (14 al 18 de Abril). San Francisco, USA.</w:t>
+      </w:r>
+    </w:p>
+    <w:p>
+      <w:pPr>
+        <w:pStyle w:val="Textoindependiente"/>
+      </w:pPr>
+      <w:r>
+        <w:t xml:space="preserve">Miranda, D. &amp; Muñoz, L. (2019). Sexism and egalitarianism: a proposal using ICCS 2016. Artículo presentado en “63th annual conference of Comparative and International Education Society” (14 al 18 de Abril). San Francisco, USA.</w:t>
+      </w:r>
+    </w:p>
+    <w:p>
+      <w:pPr>
+        <w:pStyle w:val="Textoindependiente"/>
+      </w:pPr>
+      <w:r>
+        <w:t xml:space="preserve">Sandoval-Hernándes, A.; Miranda, D. &amp; Carstens, R. (2019). Exploring ICCS 2016 to measure progress toward target 4.7. Artículo presentado en “63th annual conference of Comparative and International Education Society” (14 al 18 de Abril). San Francisco, USA.</w:t>
+      </w:r>
+    </w:p>
+    <w:p>
+      <w:pPr>
+        <w:pStyle w:val="Textoindependiente"/>
+      </w:pPr>
+      <w:r>
+        <w:t xml:space="preserve">Miranda, D. (2018). Exploring ICCS 2016 to measure progress toward target 4.7. Artículo presentado en “Seminario: La cittadinanza e l’impegno cívico da diverse prospettive di studio”, Universidad Roma Tre (Octubre 30). Rome, Italy.</w:t>
+      </w:r>
+    </w:p>
+    <w:p>
+      <w:pPr>
+        <w:pStyle w:val="Textoindependiente"/>
+      </w:pPr>
+      <w:r>
+        <w:t xml:space="preserve">Miranda, D. &amp; Sandoval-Hernádez, A. (2018). Sophisticated but disconnected from their communities? (página 54). Artículo presentado en “I dati INVALSI: uno strumento per la recerca” (Octubre 26-28). Bari, Italy. Miranda, D. (2018). Formación para el ejercicio de la ciudadanía: investigaciones locales en población juvenil (página 7). Panel Presentado en “Conferencia Internacional COES 2018”. 14 al 16 de noviembre, Santiago, Chile.</w:t>
       </w:r>
     </w:p>
     <w:p>
@@ -6911,33 +6293,15 @@
         <w:pStyle w:val="Textoindependiente"/>
       </w:pPr>
       <w:r>
-        <w:t xml:space="preserve">Miranda, D. (2018). Inequality and Youth Citizenship Participation: an Intergenerational approach. Presentado en la</w:t>
-      </w:r>
-      <w:r>
-        <w:t xml:space="preserve"> </w:t>
-      </w:r>
-      <w:r>
-        <w:t xml:space="preserve">“XIX ISA World Congress of Sociology”</w:t>
-      </w:r>
-      <w:r>
-        <w:t xml:space="preserve">. 15 al 21 de julio, Toronto, Canadá.</w:t>
-      </w:r>
-    </w:p>
-    <w:p>
-      <w:pPr>
-        <w:pStyle w:val="Textoindependiente"/>
-      </w:pPr>
-      <w:r>
-        <w:t xml:space="preserve">Miranda, D. (2018). The political socialization of attitudes towards the equality of rights from a comparative perspective. Presentado en la</w:t>
-      </w:r>
-      <w:r>
-        <w:t xml:space="preserve"> </w:t>
-      </w:r>
-      <w:r>
-        <w:t xml:space="preserve">“XIX ISA World Congress of Sociology”</w:t>
-      </w:r>
-      <w:r>
-        <w:t xml:space="preserve">. 15 al 21 de julio, Toronto, Canadá.</w:t>
+        <w:t xml:space="preserve">Miranda, D. (2018). Inequality and Youth Citizenship Participation: an Intergenerational approach. Presentado en la “XIX ISA World Congress of Sociology”. 15 al 21 de julio, Toronto, Canadá.</w:t>
+      </w:r>
+    </w:p>
+    <w:p>
+      <w:pPr>
+        <w:pStyle w:val="Textoindependiente"/>
+      </w:pPr>
+      <w:r>
+        <w:t xml:space="preserve">Miranda, D. (2018). The political socialization of attitudes towards the equality of rights from a comparative perspective. Presentado en la “XIX ISA World Congress of Sociology”. 15 al 21 de julio, Toronto, Canadá.</w:t>
       </w:r>
     </w:p>
     <w:p>
@@ -6953,99 +6317,39 @@
         <w:pStyle w:val="Textoindependiente"/>
       </w:pPr>
       <w:r>
-        <w:t xml:space="preserve">Miranda, D. (2018). Chair en la sesión:</w:t>
-      </w:r>
-      <w:r>
-        <w:t xml:space="preserve"> </w:t>
-      </w:r>
-      <w:r>
-        <w:t xml:space="preserve">“Inequality, SES and Segregated Schooling: what do ILSAs tell us? (página 55). En “62th annual conference of Comparative and International Education Society”</w:t>
-      </w:r>
-      <w:r>
-        <w:t xml:space="preserve"> </w:t>
-      </w:r>
-      <w:r>
-        <w:t xml:space="preserve">(Marzo 25-29). Ciudad de México, México.</w:t>
-      </w:r>
-    </w:p>
-    <w:p>
-      <w:pPr>
-        <w:pStyle w:val="Textoindependiente"/>
-      </w:pPr>
-      <w:r>
-        <w:t xml:space="preserve">Miranda, D., (2018). Inequality and Citizenship Participation: An intergenerational approach (página 128). Artículo presentado en</w:t>
-      </w:r>
-      <w:r>
-        <w:t xml:space="preserve"> </w:t>
-      </w:r>
-      <w:r>
-        <w:t xml:space="preserve">“62th annual conference of Comparative and International Education Society”</w:t>
-      </w:r>
-      <w:r>
-        <w:t xml:space="preserve"> </w:t>
-      </w:r>
-      <w:r>
-        <w:t xml:space="preserve">(Marzo 25-29). Ciudad de México, México.</w:t>
-      </w:r>
-    </w:p>
-    <w:p>
-      <w:pPr>
-        <w:pStyle w:val="Textoindependiente"/>
-      </w:pPr>
-      <w:r>
-        <w:t xml:space="preserve">Miranda, D., (2018). Intergeneration transmission of political inequality with focus on Latin America (página 104). Artículo presentado en</w:t>
-      </w:r>
-      <w:r>
-        <w:t xml:space="preserve"> </w:t>
-      </w:r>
-      <w:r>
-        <w:t xml:space="preserve">“62th annual conference of Comparative and International Education Society”</w:t>
-      </w:r>
-      <w:r>
-        <w:t xml:space="preserve"> </w:t>
-      </w:r>
-      <w:r>
-        <w:t xml:space="preserve">(Marzo 25-29). Ciudad de México, México.</w:t>
-      </w:r>
-    </w:p>
-    <w:p>
-      <w:pPr>
-        <w:pStyle w:val="Textoindependiente"/>
-      </w:pPr>
-      <w:r>
-        <w:t xml:space="preserve">Sandoval-Hernandez, A.; Isac, M.; Miranda, D. (2018). Book Launch: Teaching Tolerance in a Globalized World (página 152). Book launch sesión.</w:t>
-      </w:r>
-      <w:r>
-        <w:t xml:space="preserve"> </w:t>
-      </w:r>
-      <w:r>
-        <w:t xml:space="preserve">“62th annual conference of Comparative and International Education Society”</w:t>
-      </w:r>
-      <w:r>
-        <w:t xml:space="preserve"> </w:t>
-      </w:r>
-      <w:r>
-        <w:t xml:space="preserve">(Marzo 25-29). Ciudad de México, México.</w:t>
-      </w:r>
-    </w:p>
-    <w:p>
-      <w:pPr>
-        <w:pStyle w:val="Textoindependiente"/>
-      </w:pPr>
-      <w:r>
-        <w:t xml:space="preserve">Miranda, D. (2017). The political socialization of attitudes towards equality of rights in comparative perspective. Artículo presentado en</w:t>
-      </w:r>
-      <w:r>
-        <w:t xml:space="preserve"> </w:t>
-      </w:r>
-      <w:r>
-        <w:t xml:space="preserve">“Conferencia Internacional COES 2017. Vínculos sociales y ciudadanía: interacciones y cohesión social”</w:t>
-      </w:r>
-      <w:r>
-        <w:t xml:space="preserve"> </w:t>
-      </w:r>
-      <w:r>
-        <w:t xml:space="preserve">(November 08-09, 2017). Santiago de Chile.</w:t>
+        <w:t xml:space="preserve">Miranda, D. (2018). Chair en la sesión: “Inequality, SES and Segregated Schooling: what do ILSAs tell us? (página 55). En “62th annual conference of Comparative and International Education Society” (Marzo 25-29). Ciudad de México, México.</w:t>
+      </w:r>
+    </w:p>
+    <w:p>
+      <w:pPr>
+        <w:pStyle w:val="Textoindependiente"/>
+      </w:pPr>
+      <w:r>
+        <w:t xml:space="preserve">Miranda, D., (2018). Inequality and Citizenship Participation: An intergenerational approach (página 128). Artículo presentado en “62th annual conference of Comparative and International Education Society” (Marzo 25-29). Ciudad de México, México.</w:t>
+      </w:r>
+    </w:p>
+    <w:p>
+      <w:pPr>
+        <w:pStyle w:val="Textoindependiente"/>
+      </w:pPr>
+      <w:r>
+        <w:t xml:space="preserve">Miranda, D., (2018). Intergeneration transmission of political inequality with focus on Latin America (página 104). Artículo presentado en “62th annual conference of Comparative and International Education Society” (Marzo 25-29). Ciudad de México, México.</w:t>
+      </w:r>
+    </w:p>
+    <w:p>
+      <w:pPr>
+        <w:pStyle w:val="Textoindependiente"/>
+      </w:pPr>
+      <w:r>
+        <w:t xml:space="preserve">Sandoval-Hernandez, A.; Isac, M.; Miranda, D. (2018). Book Launch: Teaching Tolerance in a Globalized World (página 152). Book launch sesión. “62th annual conference of Comparative and International Education Society” (Marzo 25-29). Ciudad de México, México.</w:t>
+      </w:r>
+    </w:p>
+    <w:p>
+      <w:pPr>
+        <w:pStyle w:val="Textoindependiente"/>
+      </w:pPr>
+      <w:r>
+        <w:t xml:space="preserve">Miranda, D. (2017). The political socialization of attitudes towards equality of rights in comparative perspective. Artículo presentado en “Conferencia Internacional COES 2017. Vínculos sociales y ciudadanía: interacciones y cohesión social” (November 08-09, 2017). Santiago de Chile.</w:t>
       </w:r>
     </w:p>
     <w:p>
@@ -7061,136 +6365,55 @@
         <w:pStyle w:val="Textoindependiente"/>
       </w:pPr>
       <w:r>
-        <w:t xml:space="preserve">Miranda, D., (2017). Youth Citizenship Participation: An Empirical Test of a Conceptual Model. Artículo presentado en</w:t>
-      </w:r>
-      <w:r>
-        <w:t xml:space="preserve"> </w:t>
-      </w:r>
-      <w:r>
-        <w:t xml:space="preserve">“61th annual conference of Comparative and International Education Society”</w:t>
-      </w:r>
-      <w:r>
-        <w:t xml:space="preserve"> </w:t>
-      </w:r>
-      <w:r>
-        <w:t xml:space="preserve">(Marzo 05-09). Atlanta, EEUU.</w:t>
-      </w:r>
-    </w:p>
-    <w:p>
-      <w:pPr>
-        <w:pStyle w:val="Textoindependiente"/>
-      </w:pPr>
-      <w:r>
-        <w:t xml:space="preserve">Miranda, D. &amp; Castillo, J.C. (2017). Measurement Model and Invariance Testing of Scales Measuring Attitudes Towards Diversity in ICCS 2009 (página 34). Artículo presentado en</w:t>
-      </w:r>
-      <w:r>
-        <w:t xml:space="preserve"> </w:t>
-      </w:r>
-      <w:r>
-        <w:t xml:space="preserve">“7th IEA International Research Conference”</w:t>
-      </w:r>
-      <w:r>
-        <w:t xml:space="preserve"> </w:t>
-      </w:r>
-      <w:r>
-        <w:t xml:space="preserve">(Junio 28-30). Prague, Czech Republic.</w:t>
-      </w:r>
-    </w:p>
-    <w:p>
-      <w:pPr>
-        <w:pStyle w:val="Textoindependiente"/>
-      </w:pPr>
-      <w:r>
-        <w:t xml:space="preserve">Miranda, D. &amp; Castillo, J.C. (2017). Class and Status as Predictors of Inclusive Attitudes Towards Immigrants, Minorities and Gender (página 36). Artículo presentado en</w:t>
-      </w:r>
-      <w:r>
-        <w:t xml:space="preserve"> </w:t>
-      </w:r>
-      <w:r>
-        <w:t xml:space="preserve">“7th IEA International Research Conference”</w:t>
-      </w:r>
-      <w:r>
-        <w:t xml:space="preserve"> </w:t>
-      </w:r>
-      <w:r>
-        <w:t xml:space="preserve">(Junio 28-30). Prague, Czech Republic.</w:t>
-      </w:r>
-    </w:p>
-    <w:p>
-      <w:pPr>
-        <w:pStyle w:val="Textoindependiente"/>
-      </w:pPr>
-      <w:r>
-        <w:t xml:space="preserve">González, R.; Lickel, B.; Gupta, M.; Tropp, L.; Luengo, B.P.; Mora, E.; De TezanosPinto, P.; Berger, C.; Valdenegro, D.; Cayul, O.; Miranda, D.; Saavedra, P. &amp; Bernadino, M. (2017).</w:t>
-      </w:r>
-      <w:r>
-        <w:t xml:space="preserve"> </w:t>
-      </w:r>
-      <w:r>
-        <w:t xml:space="preserve">“Ethnic Identity development and Acculturation Preferences among Minority and Majority Youth: the role of Norms and intergroup Contact”</w:t>
-      </w:r>
-      <w:r>
-        <w:t xml:space="preserve">. Conference of the Society for the Psychological Study of Social Issues, June 23-25, 2017, Albuquerque, New Mexico.</w:t>
-      </w:r>
-    </w:p>
-    <w:p>
-      <w:pPr>
-        <w:pStyle w:val="Textoindependiente"/>
-      </w:pPr>
-      <w:r>
-        <w:t xml:space="preserve">Miranda, D. (2016). Transmisión intergeneracional de la desigualdad política: el caso de América Latina. Artículo presentado en</w:t>
-      </w:r>
-      <w:r>
-        <w:t xml:space="preserve"> </w:t>
-      </w:r>
-      <w:r>
-        <w:t xml:space="preserve">“Annual Conference COES-LSE 2016: Inequalities”</w:t>
-      </w:r>
-      <w:r>
-        <w:t xml:space="preserve"> </w:t>
-      </w:r>
-      <w:r>
-        <w:t xml:space="preserve">(November 02-04). Santiago, Chile.</w:t>
-      </w:r>
-    </w:p>
-    <w:p>
-      <w:pPr>
-        <w:pStyle w:val="Textoindependiente"/>
-      </w:pPr>
-      <w:r>
-        <w:t xml:space="preserve">Miranda, D. (2016). Unequal Background on Citizenship Participation: The Role of Civic Knowledge and Political Interest (página 325). Artículo presentado en</w:t>
-      </w:r>
-      <w:r>
-        <w:t xml:space="preserve"> </w:t>
-      </w:r>
-      <w:r>
-        <w:t xml:space="preserve">“Third ISA Forum of Sociology”</w:t>
-      </w:r>
-      <w:r>
-        <w:t xml:space="preserve"> </w:t>
-      </w:r>
-      <w:r>
-        <w:t xml:space="preserve">(July 10-14). Vienna, Austria.</w:t>
-      </w:r>
-    </w:p>
-    <w:p>
-      <w:pPr>
-        <w:pStyle w:val="Textoindependiente"/>
-      </w:pPr>
-      <w:r>
-        <w:t xml:space="preserve">Miranda, D. (2016). Youth Citizenship Participation: An Empirical Test of a Conceptual Model (página 157). Distributed paper at</w:t>
-      </w:r>
-      <w:r>
-        <w:t xml:space="preserve"> </w:t>
-      </w:r>
-      <w:r>
-        <w:t xml:space="preserve">“Third ISA Forum of Sociology”</w:t>
-      </w:r>
-      <w:r>
-        <w:t xml:space="preserve"> </w:t>
-      </w:r>
-      <w:r>
-        <w:t xml:space="preserve">(Julio 10-14). Vienna, Austria.</w:t>
+        <w:t xml:space="preserve">Miranda, D., (2017). Youth Citizenship Participation: An Empirical Test of a Conceptual Model. Artículo presentado en “61th annual conference of Comparative and International Education Society” (Marzo 05-09). Atlanta, EEUU.</w:t>
+      </w:r>
+    </w:p>
+    <w:p>
+      <w:pPr>
+        <w:pStyle w:val="Textoindependiente"/>
+      </w:pPr>
+      <w:r>
+        <w:t xml:space="preserve">Miranda, D. &amp; Castillo, J.C. (2017). Measurement Model and Invariance Testing of Scales Measuring Attitudes Towards Diversity in ICCS 2009 (página 34). Artículo presentado en “7th IEA International Research Conference” (Junio 28-30). Prague, Czech Republic.</w:t>
+      </w:r>
+    </w:p>
+    <w:p>
+      <w:pPr>
+        <w:pStyle w:val="Textoindependiente"/>
+      </w:pPr>
+      <w:r>
+        <w:t xml:space="preserve">Miranda, D. &amp; Castillo, J.C. (2017). Class and Status as Predictors of Inclusive Attitudes Towards Immigrants, Minorities and Gender (página 36). Artículo presentado en “7th IEA International Research Conference” (Junio 28-30). Prague, Czech Republic.</w:t>
+      </w:r>
+    </w:p>
+    <w:p>
+      <w:pPr>
+        <w:pStyle w:val="Textoindependiente"/>
+      </w:pPr>
+      <w:r>
+        <w:t xml:space="preserve">González, R.; Lickel, B.; Gupta, M.; Tropp, L.; Luengo, B.P.; Mora, E.; De TezanosPinto, P.; Berger, C.; Valdenegro, D.; Cayul, O.; Miranda, D.; Saavedra, P. &amp; Bernadino, M. (2017). “Ethnic Identity development and Acculturation Preferences among Minority and Majority Youth: the role of Norms and intergroup Contact”. Conference of the Society for the Psychological Study of Social Issues, June 23-25, 2017, Albuquerque, New Mexico.</w:t>
+      </w:r>
+    </w:p>
+    <w:p>
+      <w:pPr>
+        <w:pStyle w:val="Textoindependiente"/>
+      </w:pPr>
+      <w:r>
+        <w:t xml:space="preserve">Miranda, D. (2016). Transmisión intergeneracional de la desigualdad política: el caso de América Latina. Artículo presentado en “Annual Conference COES-LSE 2016: Inequalities” (November 02-04). Santiago, Chile.</w:t>
+      </w:r>
+    </w:p>
+    <w:p>
+      <w:pPr>
+        <w:pStyle w:val="Textoindependiente"/>
+      </w:pPr>
+      <w:r>
+        <w:t xml:space="preserve">Miranda, D. (2016). Unequal Background on Citizenship Participation: The Role of Civic Knowledge and Political Interest (página 325). Artículo presentado en “Third ISA Forum of Sociology” (July 10-14). Vienna, Austria.</w:t>
+      </w:r>
+    </w:p>
+    <w:p>
+      <w:pPr>
+        <w:pStyle w:val="Textoindependiente"/>
+      </w:pPr>
+      <w:r>
+        <w:t xml:space="preserve">Miranda, D. (2016). Youth Citizenship Participation: An Empirical Test of a Conceptual Model (página 157). Distributed paper at “Third ISA Forum of Sociology” (Julio 10-14). Vienna, Austria.</w:t>
       </w:r>
     </w:p>
     <w:p>
@@ -7206,59 +6429,23 @@
         <w:pStyle w:val="Textoindependiente"/>
       </w:pPr>
       <w:r>
-        <w:t xml:space="preserve">Selvanathan, H.; Tropp, L.; Gonzalez, R.; Lickel, B. &amp; Miranda, D. (2015). Religious identification and intergroup contact jointly predict attitudes toward religious outgroups. Artículo presentado en</w:t>
-      </w:r>
-      <w:r>
-        <w:t xml:space="preserve"> </w:t>
-      </w:r>
-      <w:r>
-        <w:t xml:space="preserve">“38th ISSP Annual Scientific Meeting”</w:t>
-      </w:r>
-      <w:r>
-        <w:t xml:space="preserve"> </w:t>
-      </w:r>
-      <w:r>
-        <w:t xml:space="preserve">(Julio 3-6). San Diego, EEUU.</w:t>
-      </w:r>
-    </w:p>
-    <w:p>
-      <w:pPr>
-        <w:pStyle w:val="Textoindependiente"/>
-      </w:pPr>
-      <w:r>
-        <w:t xml:space="preserve">Miranda, D., Castillo, J.C. &amp; Sandoval-Hernández, A. (2015). The Civic and Civil Dimensions of Youth Citizenship Participation in Latin America: An empirical test of a conceptual model. Presented</w:t>
-      </w:r>
-      <w:r>
-        <w:t xml:space="preserve"> </w:t>
-      </w:r>
-      <w:r>
-        <w:t xml:space="preserve">“6th IEA International Research Conference”</w:t>
-      </w:r>
-      <w:r>
-        <w:t xml:space="preserve"> </w:t>
-      </w:r>
-      <w:r>
-        <w:t xml:space="preserve">(June 24-26). Cape Town, South Africa.</w:t>
-      </w:r>
-    </w:p>
-    <w:p>
-      <w:pPr>
-        <w:pStyle w:val="Textoindependiente"/>
-      </w:pPr>
-      <w:r>
-        <w:t xml:space="preserve">Miranda, D., Castillo, J.; Bonhomme, M., Cox, C., &amp; Bascopé, M. (2014). Inequality in students’ citizenship participation across countries. Paper presentado en the</w:t>
-      </w:r>
-      <w:r>
-        <w:t xml:space="preserve"> </w:t>
-      </w:r>
-      <w:r>
-        <w:t xml:space="preserve">“XVIII ISA World Congress of Sociology”</w:t>
-      </w:r>
-      <w:r>
-        <w:t xml:space="preserve"> </w:t>
-      </w:r>
-      <w:r>
-        <w:t xml:space="preserve">(Julio 13-19). Yokohama, Japón.</w:t>
+        <w:t xml:space="preserve">Selvanathan, H.; Tropp, L.; Gonzalez, R.; Lickel, B. &amp; Miranda, D. (2015). Religious identification and intergroup contact jointly predict attitudes toward religious outgroups. Artículo presentado en “38th ISSP Annual Scientific Meeting ” (Julio 3-6). San Diego, EEUU.</w:t>
+      </w:r>
+    </w:p>
+    <w:p>
+      <w:pPr>
+        <w:pStyle w:val="Textoindependiente"/>
+      </w:pPr>
+      <w:r>
+        <w:t xml:space="preserve">Miranda, D., Castillo, J.C. &amp; Sandoval-Hernández, A. (2015). The Civic and Civil Dimensions of Youth Citizenship Participation in Latin America: An empirical test of a conceptual model. Presented “6th IEA International Research Conference” (June 24-26). Cape Town, South Africa.</w:t>
+      </w:r>
+    </w:p>
+    <w:p>
+      <w:pPr>
+        <w:pStyle w:val="Textoindependiente"/>
+      </w:pPr>
+      <w:r>
+        <w:t xml:space="preserve">Miranda, D., Castillo, J.; Bonhomme, M., Cox, C., &amp; Bascopé, M. (2014). Inequality in students’ citizenship participation across countries. Paper presentado en the “XVIII ISA World Congress of Sociology” (Julio 13-19). Yokohama, Japón.</w:t>
       </w:r>
     </w:p>
     <w:p>
@@ -7282,36 +6469,15 @@
         <w:pStyle w:val="Textoindependiente"/>
       </w:pPr>
       <w:r>
-        <w:t xml:space="preserve">González, R.; Manzi, J.; Tropp, L.; Lickel, B.; De Tezanos-Pinto; P.; Bernardino, M.; Saaverdra; P.; Miranda, D. &amp; Lay, S. (2014). Ingroup and outgroup norms: Testing a longitudinal model of intergroup friendship. Paper presentado en</w:t>
-      </w:r>
-      <w:r>
-        <w:t xml:space="preserve"> </w:t>
-      </w:r>
-      <w:r>
-        <w:t xml:space="preserve">“ISSP Annual Scientific Meeting”</w:t>
-      </w:r>
-      <w:r>
-        <w:t xml:space="preserve">, (July 4-7). Rome, Italy.</w:t>
-      </w:r>
-    </w:p>
-    <w:p>
-      <w:pPr>
-        <w:pStyle w:val="Textoindependiente"/>
-      </w:pPr>
-      <w:r>
-        <w:t xml:space="preserve">Castillo, J., Miranda, D., Bonhomme, M., Cox, C., &amp; Bascopé, M. (2014). Civic knowledge, Classroom Climate and Political Participation in Latin America. Artículo presentado en</w:t>
-      </w:r>
-      <w:r>
-        <w:t xml:space="preserve"> </w:t>
-      </w:r>
-      <w:r>
-        <w:t xml:space="preserve">“AERA Annual Meeting”</w:t>
-      </w:r>
-      <w:r>
-        <w:t xml:space="preserve"> </w:t>
-      </w:r>
-      <w:r>
-        <w:t xml:space="preserve">(April 3-7). Filadelfia.</w:t>
+        <w:t xml:space="preserve">González, R.; Manzi, J.; Tropp, L.; Lickel, B.; De Tezanos-Pinto; P.; Bernardino, M.; Saaverdra; P.; Miranda, D. &amp; Lay, S. (2014). Ingroup and outgroup norms: Testing a longitudinal model of intergroup friendship. Paper presentado en “ISSP Annual Scientific Meeting”, (July 4-7). Rome, Italy.</w:t>
+      </w:r>
+    </w:p>
+    <w:p>
+      <w:pPr>
+        <w:pStyle w:val="Textoindependiente"/>
+      </w:pPr>
+      <w:r>
+        <w:t xml:space="preserve">Castillo, J., Miranda, D., Bonhomme, M., Cox, C., &amp; Bascopé, M. (2014). Civic knowledge, Classroom Climate and Political Participation in Latin America. Artículo presentado en “AERA Annual Meeting” (April 3-7). Filadelfia.</w:t>
       </w:r>
     </w:p>
     <w:p>
@@ -7327,39 +6493,15 @@
         <w:pStyle w:val="Textoindependiente"/>
       </w:pPr>
       <w:r>
-        <w:t xml:space="preserve">Miranda, D., Castillo, J., Cox, C., Bascopé, M., &amp; Bonhomme, J. (2013) Factors related to an open classroom climate and its impacts on civic knowledge and expected political participation. Artículo presentado en</w:t>
-      </w:r>
-      <w:r>
-        <w:t xml:space="preserve"> </w:t>
-      </w:r>
-      <w:r>
-        <w:t xml:space="preserve">“XV Comparative Education World Congress”</w:t>
-      </w:r>
-      <w:r>
-        <w:t xml:space="preserve"> </w:t>
-      </w:r>
-      <w:r>
-        <w:t xml:space="preserve">(Junio 24-28). Buenos Aires, Argentina.</w:t>
-      </w:r>
-    </w:p>
-    <w:p>
-      <w:pPr>
-        <w:pStyle w:val="Textoindependiente"/>
-      </w:pPr>
-      <w:r>
-        <w:t xml:space="preserve">Bascopé, M., Castillo, J., Cox, C., Miranda, D., &amp; Bonhomme, J. (2013) National Curricular Guidelines and Citizenship Education in Schools in Latin American Countries. Artículo presentado en</w:t>
-      </w:r>
-      <w:r>
-        <w:t xml:space="preserve"> </w:t>
-      </w:r>
-      <w:r>
-        <w:t xml:space="preserve">“5th International Research Conference”</w:t>
-      </w:r>
-      <w:r>
-        <w:t xml:space="preserve"> </w:t>
-      </w:r>
-      <w:r>
-        <w:t xml:space="preserve">(Junio 26-28). Singapur.</w:t>
+        <w:t xml:space="preserve">Miranda, D., Castillo, J., Cox, C., Bascopé, M., &amp; Bonhomme, J. (2013) Factors related to an open classroom climate and its impacts on civic knowledge and expected political participation. Artículo presentado en “XV Comparative Education World Congress” (Junio 24-28). Buenos Aires, Argentina.</w:t>
+      </w:r>
+    </w:p>
+    <w:p>
+      <w:pPr>
+        <w:pStyle w:val="Textoindependiente"/>
+      </w:pPr>
+      <w:r>
+        <w:t xml:space="preserve">Bascopé, M., Castillo, J., Cox, C., Miranda, D., &amp; Bonhomme, J. (2013) National Curricular Guidelines and Citizenship Education in Schools in Latin American Countries. Artículo presentado en “5th International Research Conference” (Junio 26-28). Singapur.</w:t>
       </w:r>
     </w:p>
     <w:p>
@@ -7375,39 +6517,15 @@
         <w:pStyle w:val="Textoindependiente"/>
       </w:pPr>
       <w:r>
-        <w:t xml:space="preserve">Castillo, J., Cox, C., Miranda, D., Bascopé, M., &amp; Escobar, J. (2012) Civic knowledge and political participation. Six Latin American countries in comparative perspectives. Artículo presentado en</w:t>
-      </w:r>
-      <w:r>
-        <w:t xml:space="preserve"> </w:t>
-      </w:r>
-      <w:r>
-        <w:t xml:space="preserve">“International Sociological Association - ISA Forum”</w:t>
-      </w:r>
-      <w:r>
-        <w:t xml:space="preserve"> </w:t>
-      </w:r>
-      <w:r>
-        <w:t xml:space="preserve">(August 1-4). Buenos Aires.</w:t>
-      </w:r>
-    </w:p>
-    <w:p>
-      <w:pPr>
-        <w:pStyle w:val="Textoindependiente"/>
-      </w:pPr>
-      <w:r>
-        <w:t xml:space="preserve">Castillo, J., Madero, I., Miranda, D. &amp; Escobar, J. (2012) Education, equity and distributive beliefs: Evidence from the chilean case. Artículo presentado en</w:t>
-      </w:r>
-      <w:r>
-        <w:t xml:space="preserve"> </w:t>
-      </w:r>
-      <w:r>
-        <w:t xml:space="preserve">“International Sociological Association - ISA Forum”</w:t>
-      </w:r>
-      <w:r>
-        <w:t xml:space="preserve"> </w:t>
-      </w:r>
-      <w:r>
-        <w:t xml:space="preserve">(August 1-4). Buenos Aires.</w:t>
+        <w:t xml:space="preserve">Castillo, J., Cox, C., Miranda, D., Bascopé, M., &amp; Escobar, J. (2012) Civic knowledge and political participation. Six Latin American countries in comparative perspectives. Artículo presentado en “International Sociological Association - ISA Forum” (August 1-4). Buenos Aires.</w:t>
+      </w:r>
+    </w:p>
+    <w:p>
+      <w:pPr>
+        <w:pStyle w:val="Textoindependiente"/>
+      </w:pPr>
+      <w:r>
+        <w:t xml:space="preserve">Castillo, J., Madero, I., Miranda, D. &amp; Escobar, J. (2012) Education, equity and distributive beliefs: Evidence from the chilean case. Artículo presentado en “International Sociological Association - ISA Forum” (August 1-4). Buenos Aires.</w:t>
       </w:r>
     </w:p>
     <w:p>
@@ -7423,84 +6541,36 @@
         <w:pStyle w:val="Textoindependiente"/>
       </w:pPr>
       <w:r>
-        <w:t xml:space="preserve">Castillo, J., Cox, C., Miranda, D., Bascopé, M., &amp; Escobar, J. (2012) Social inequality and changes in students’ expected political participation in Chile. Artículo presentado en</w:t>
-      </w:r>
-      <w:r>
-        <w:t xml:space="preserve"> </w:t>
-      </w:r>
-      <w:r>
-        <w:t xml:space="preserve">“Annual Scientific Meeting of the International Society of Political Psychology – ISPP”</w:t>
-      </w:r>
-      <w:r>
-        <w:t xml:space="preserve"> </w:t>
-      </w:r>
-      <w:r>
-        <w:t xml:space="preserve">(July 5-9). Chicago.</w:t>
-      </w:r>
-    </w:p>
-    <w:p>
-      <w:pPr>
-        <w:pStyle w:val="Textoindependiente"/>
-      </w:pPr>
-      <w:r>
-        <w:t xml:space="preserve">Castillo, J., Cox, C., Miranda, D., Bascopé, M., Madero, I. &amp; Escobar, J. (2012) Social origin and citizenship participation in Latin American schools. Artículo presentado en</w:t>
-      </w:r>
-      <w:r>
-        <w:t xml:space="preserve"> </w:t>
-      </w:r>
-      <w:r>
-        <w:t xml:space="preserve">“AERA Annual Meeting”</w:t>
-      </w:r>
-      <w:r>
-        <w:t xml:space="preserve"> </w:t>
-      </w:r>
-      <w:r>
-        <w:t xml:space="preserve">(April 13-17). Vancouver.</w:t>
-      </w:r>
-    </w:p>
-    <w:p>
-      <w:pPr>
-        <w:pStyle w:val="Textoindependiente"/>
-      </w:pPr>
-      <w:r>
-        <w:t xml:space="preserve">Castillo, J., Salamovich, A. &amp; Miranda, D. (2011) Partisan cleavages and distributive preferences: A cross sectional time comparison. Poster Presentado en the</w:t>
-      </w:r>
-      <w:r>
-        <w:t xml:space="preserve"> </w:t>
-      </w:r>
-      <w:r>
-        <w:t xml:space="preserve">“Annual Scientific Meeting of the International Society of Political Psychology – ISPP”</w:t>
-      </w:r>
-      <w:r>
-        <w:t xml:space="preserve"> </w:t>
-      </w:r>
-      <w:r>
-        <w:t xml:space="preserve">(July 9-12). Istanbul: Bilgi University.</w:t>
-      </w:r>
-    </w:p>
-    <w:p>
-      <w:pPr>
-        <w:pStyle w:val="Textoindependiente"/>
-      </w:pPr>
-      <w:r>
-        <w:t xml:space="preserve">Castillo, J., Miranda, D., &amp; Torres, P. (2011). Authoritarianism, social dominance, and trust in public institutions. Artículo presentado en</w:t>
-      </w:r>
-      <w:r>
-        <w:t xml:space="preserve"> </w:t>
-      </w:r>
-      <w:r>
-        <w:t xml:space="preserve">“Annual Scientific Meeting of the International Society of Political Psychology – ISPP”</w:t>
-      </w:r>
-      <w:r>
-        <w:t xml:space="preserve"> </w:t>
-      </w:r>
-      <w:r>
-        <w:t xml:space="preserve">(July 9-12). Istanbul: Bilgi University.</w:t>
-      </w:r>
-    </w:p>
-    <w:bookmarkEnd w:id="50"/>
-    <w:bookmarkEnd w:id="51"/>
-    <w:bookmarkStart w:id="53" w:name="X58fbaf4002fd2816c2f45da2d837af94e907d18"/>
+        <w:t xml:space="preserve">Castillo, J., Cox, C., Miranda, D., Bascopé, M., &amp; Escobar, J. (2012) Social inequality and changes in students’ expected political participation in Chile. Artículo presentado en “Annual Scientific Meeting of the International Society of Political Psychology – ISPP” (July 5-9). Chicago.</w:t>
+      </w:r>
+    </w:p>
+    <w:p>
+      <w:pPr>
+        <w:pStyle w:val="Textoindependiente"/>
+      </w:pPr>
+      <w:r>
+        <w:t xml:space="preserve">Castillo, J., Cox, C., Miranda, D., Bascopé, M., Madero, I. &amp; Escobar, J. (2012) Social origin and citizenship participation in Latin American schools. Artículo presentado en “AERA Annual Meeting” (April 13-17). Vancouver.</w:t>
+      </w:r>
+    </w:p>
+    <w:p>
+      <w:pPr>
+        <w:pStyle w:val="Textoindependiente"/>
+      </w:pPr>
+      <w:r>
+        <w:t xml:space="preserve">Castillo, J., Salamovich, A. &amp; Miranda, D. (2011) Partisan cleavages and distributive preferences: A cross sectional time comparison. Poster Presentado en the “Annual Scientific Meeting of the International Society of Political Psychology – ISPP” (July 9-12). Istanbul: Bilgi University.</w:t>
+      </w:r>
+    </w:p>
+    <w:p>
+      <w:pPr>
+        <w:pStyle w:val="Textoindependiente"/>
+      </w:pPr>
+      <w:r>
+        <w:t xml:space="preserve">Castillo, J., Miranda, D., &amp; Torres, P. (2011). Authoritarianism, social dominance, and trust in public institutions. Artículo presentado en “Annual Scientific Meeting of the International Society of Political Psychology – ISPP” (July 9-12). Istanbul: Bilgi University.</w:t>
+      </w:r>
+    </w:p>
+    <w:bookmarkEnd w:id="303"/>
+    <w:bookmarkEnd w:id="304"/>
+    <w:bookmarkStart w:id="306" w:name="X58fbaf4002fd2816c2f45da2d837af94e907d18"/>
     <w:p>
       <w:pPr>
         <w:pStyle w:val="Ttulo1"/>
@@ -7522,16 +6592,7 @@
         <w:pStyle w:val="Textoindependiente"/>
       </w:pPr>
       <w:r>
-        <w:t xml:space="preserve">Investigador Asociado en Centro de Estudios de Conflicto y Cohesión Social (COES). ANID/FONDAP 15130009. Parte de la línea II:</w:t>
-      </w:r>
-      <w:r>
-        <w:t xml:space="preserve"> </w:t>
-      </w:r>
-      <w:r>
-        <w:t xml:space="preserve">“Interacciones grupales e individuales”</w:t>
-      </w:r>
-      <w:r>
-        <w:t xml:space="preserve">. 2 horas a la semana. Octubre 2021 al presente.</w:t>
+        <w:t xml:space="preserve">Investigador Asociado en Centro de Estudios de Conflicto y Cohesión Social (COES). ANID/FONDAP 15130009. Parte de la línea II: “Interacciones grupales e individuales”. 2 horas a la semana. Octubre 2021 al presente.</w:t>
       </w:r>
     </w:p>
     <w:p>
@@ -7544,7 +6605,7 @@
       <w:r>
         <w:t xml:space="preserve"> </w:t>
       </w:r>
-      <w:hyperlink r:id="rId52">
+      <w:hyperlink r:id="rId305">
         <w:r>
           <w:rPr>
             <w:rStyle w:val="Hipervnculo"/>
@@ -7559,8 +6620,8 @@
         <w:t xml:space="preserve">4 horas semanales. Marzo de 2018 al presente.</w:t>
       </w:r>
     </w:p>
-    <w:bookmarkEnd w:id="53"/>
-    <w:bookmarkStart w:id="54" w:name="X5c86f7acd7b3cb1072f0e6569c52c9bd190e936"/>
+    <w:bookmarkEnd w:id="306"/>
+    <w:bookmarkStart w:id="307" w:name="X5c86f7acd7b3cb1072f0e6569c52c9bd190e936"/>
     <w:p>
       <w:pPr>
         <w:pStyle w:val="Ttulo1"/>
@@ -7609,8 +6670,8 @@
         <w:t xml:space="preserve">Finalmente, participé como parte del equipo de especialistas para el desarrollo del Estudio Regional Comparativo y Explicativo ERCE 2019. Durante el año 2020 la dedicación fue de 12 horas semanales por 6 meses que duró el desarrollo de los reportes técnicos y de resultados principales.</w:t>
       </w:r>
     </w:p>
-    <w:bookmarkEnd w:id="54"/>
-    <w:bookmarkStart w:id="55" w:name="X72d2971413cba9a1233baa2f608bb6adf9226a9"/>
+    <w:bookmarkEnd w:id="307"/>
+    <w:bookmarkStart w:id="308" w:name="X72d2971413cba9a1233baa2f608bb6adf9226a9"/>
     <w:p>
       <w:pPr>
         <w:pStyle w:val="Ttulo1"/>
@@ -7645,7 +6706,7 @@
       <w:r>
         <w:t xml:space="preserve"> </w:t>
       </w:r>
-      <w:hyperlink r:id="rId52">
+      <w:hyperlink r:id="rId305">
         <w:r>
           <w:rPr>
             <w:rStyle w:val="Hipervnculo"/>
@@ -7660,8 +6721,8 @@
         <w:t xml:space="preserve">Marzo de 2018 al presente.</w:t>
       </w:r>
     </w:p>
-    <w:bookmarkEnd w:id="55"/>
-    <w:bookmarkStart w:id="60" w:name="sociedades-artísticas-científicas-etc."/>
+    <w:bookmarkEnd w:id="308"/>
+    <w:bookmarkStart w:id="313" w:name="sociedades-artísticas-científicas-etc."/>
     <w:p>
       <w:pPr>
         <w:pStyle w:val="Ttulo1"/>
@@ -7680,7 +6741,7 @@
       <w:r>
         <w:t xml:space="preserve"> </w:t>
       </w:r>
-      <w:hyperlink r:id="rId56">
+      <w:hyperlink r:id="rId309">
         <w:r>
           <w:rPr>
             <w:rStyle w:val="Hipervnculo"/>
@@ -7697,7 +6758,7 @@
       <w:r>
         <w:t xml:space="preserve"> </w:t>
       </w:r>
-      <w:hyperlink r:id="rId57">
+      <w:hyperlink r:id="rId310">
         <w:r>
           <w:rPr>
             <w:rStyle w:val="Hipervnculo"/>
@@ -7714,7 +6775,7 @@
       <w:r>
         <w:t xml:space="preserve"> </w:t>
       </w:r>
-      <w:hyperlink r:id="rId58">
+      <w:hyperlink r:id="rId311">
         <w:r>
           <w:rPr>
             <w:rStyle w:val="Hipervnculo"/>
@@ -7731,7 +6792,7 @@
       <w:r>
         <w:t xml:space="preserve"> </w:t>
       </w:r>
-      <w:hyperlink r:id="rId59">
+      <w:hyperlink r:id="rId312">
         <w:r>
           <w:rPr>
             <w:rStyle w:val="Hipervnculo"/>
@@ -7740,8 +6801,8 @@
         </w:r>
       </w:hyperlink>
     </w:p>
-    <w:bookmarkEnd w:id="60"/>
-    <w:bookmarkStart w:id="61" w:name="reconocimiento-de-la-obra-publicada"/>
+    <w:bookmarkEnd w:id="313"/>
+    <w:bookmarkStart w:id="314" w:name="reconocimiento-de-la-obra-publicada"/>
     <w:p>
       <w:pPr>
         <w:pStyle w:val="Ttulo1"/>
@@ -7755,49 +6816,7 @@
         <w:pStyle w:val="FirstParagraph"/>
       </w:pPr>
       <w:r>
-        <w:t xml:space="preserve">En lo que llevo de trayectoria académica, mi obra ha sido reconocida, tanto a nivel nacional como internacional. A nivel nacional, he sido invitado como presentador principal en múltiples actividades en de presentación o discusión sobre mi agenda de investigación, tales como: - El seminario</w:t>
-      </w:r>
-      <w:r>
-        <w:t xml:space="preserve"> </w:t>
-      </w:r>
-      <w:r>
-        <w:t xml:space="preserve">“Jóvenes y Participación Política”</w:t>
-      </w:r>
-      <w:r>
-        <w:t xml:space="preserve">, organizado por el Instituto de Ciencias Sociales de la Universidad de O’Higgins - El seminario</w:t>
-      </w:r>
-      <w:r>
-        <w:t xml:space="preserve"> </w:t>
-      </w:r>
-      <w:r>
-        <w:t xml:space="preserve">“Chile en el contexto regional: realidad y desafíos”</w:t>
-      </w:r>
-      <w:r>
-        <w:t xml:space="preserve"> </w:t>
-      </w:r>
-      <w:r>
-        <w:t xml:space="preserve">organizado por la Academia Parlamentaria - Como invitado del programa</w:t>
-      </w:r>
-      <w:r>
-        <w:t xml:space="preserve"> </w:t>
-      </w:r>
-      <w:r>
-        <w:t xml:space="preserve">“Tras las líneas”</w:t>
-      </w:r>
-      <w:r>
-        <w:t xml:space="preserve"> </w:t>
-      </w:r>
-      <w:r>
-        <w:t xml:space="preserve">en que se desarrolla una conversación de divulgación académica con el Profesor Manuel Antonio Garretón, Premio Nacional de Ciencias y Humanidades. - Como invitado a un programa de TV sobre discusión acerca de temas de interés público. - También he participado como profesor invitado, especializado en ciudadanía juvenil. - El Centro de Estudios de Conflicto y Cohesión Social COES ha reconocido mi trayectoria. He participado en este centro en diversos roles: - Como asistente de la línea de</w:t>
-      </w:r>
-      <w:r>
-        <w:t xml:space="preserve"> </w:t>
-      </w:r>
-      <w:r>
-        <w:t xml:space="preserve">“Relacional interpersonales e Intergrupales”</w:t>
-      </w:r>
-      <w:r>
-        <w:t xml:space="preserve">, luego como asistente para el desarrollo de la encuesta COES 2014. - Posteriormente como asistente en el Estudio Longitudinal Social de Chile-ELSOC, hasta el 2018. - Como investigador adjunto del centro y miembro del equipo técnico del ELSOC. - En 2021 fui promovido a la categoría de Investigador Asociado, rol que requiere una validación curricular por parte de ANID.</w:t>
+        <w:t xml:space="preserve">En lo que llevo de trayectoria académica, mi obra ha sido reconocida, tanto a nivel nacional como internacional. A nivel nacional, he sido invitado como presentador principal en múltiples actividades en de presentación o discusión sobre mi agenda de investigación, tales como: - El seminario “Jóvenes y Participación Política”, organizado por el Instituto de Ciencias Sociales de la Universidad de O’Higgins - El seminario “Chile en el contexto regional: realidad y desafíos” organizado por la Academia Parlamentaria - Como invitado del programa “Tras las líneas” en que se desarrolla una conversación de divulgación académica con el Profesor Manuel Antonio Garretón, Premio Nacional de Ciencias y Humanidades. - Como invitado a un programa de TV sobre discusión acerca de temas de interés público. - También he participado como profesor invitado, especializado en ciudadanía juvenil. - El Centro de Estudios de Conflicto y Cohesión Social COES ha reconocido mi trayectoria. He participado en este centro en diversos roles: - Como asistente de la línea de “Relacional interpersonales e Intergrupales”, luego como asistente para el desarrollo de la encuesta COES 2014. - Posteriormente como asistente en el Estudio Longitudinal Social de Chile-ELSOC, hasta el 2018. - Como investigador adjunto del centro y miembro del equipo técnico del ELSOC. - En 2021 fui promovido a la categoría de Investigador Asociado, rol que requiere una validación curricular por parte de ANID.</w:t>
       </w:r>
     </w:p>
     <w:p>
@@ -7816,8 +6835,8 @@
         <w:t xml:space="preserve">Para analizar la productividad científica realicé una descripción de las citaciones en Google Académico (al 7 de agosto de 2024). Usando un programa sugerido por las bibliotecas de la Universidad de Chile se generó un reporte sobre las citaciones que muestra un total 33 artículos citados 1554 veces. El índice h es de 18, lo que indica que 18 de las publicaciones en que he participado ha sido citado al menos 18 veces. También se puede observar en el perfil de Google Scholar un índice i10 de 21, lo que indica que 21 de las publicaciones en que he participado han sido citados al menos 10 veces.</w:t>
       </w:r>
     </w:p>
-    <w:bookmarkEnd w:id="61"/>
-    <w:bookmarkStart w:id="62" w:name="referencias"/>
+    <w:bookmarkEnd w:id="314"/>
+    <w:bookmarkStart w:id="315" w:name="referencias"/>
     <w:p>
       <w:pPr>
         <w:pStyle w:val="Ttulo1"/>
@@ -7882,8 +6901,8 @@
         <w:t xml:space="preserve">Dr. Roberto González Gutiérrez Profesor Titular Escuela de Psicología Pontificia Universidad Católica de Chile Email: rgonzale@uc.cl</w:t>
       </w:r>
     </w:p>
-    <w:bookmarkEnd w:id="62"/>
-    <w:bookmarkStart w:id="63" w:name="creatividad-académica"/>
+    <w:bookmarkEnd w:id="315"/>
+    <w:bookmarkStart w:id="316" w:name="creatividad-académica"/>
     <w:p>
       <w:pPr>
         <w:pStyle w:val="Ttulo1"/>
@@ -7921,20 +6940,11 @@
         <w:pStyle w:val="Textoindependiente"/>
       </w:pPr>
       <w:r>
-        <w:t xml:space="preserve">Adicionalmente, mi participación como Investigador Asociado al Centro de Estudios de Conflicto y Cohesión Social COES conlleva una serie de actividades de investigación para los próximos años. Primero, en mi rol de miembro del Equipo Técnico del Estudio Longitudinal Social de Chile, que desarrolla su séptima ola de medición (2016 al 2024) implica una serie de actividades, como: desarrollo del reporte longitudinal que se presenta cada nuevo año, planificación de la licitación de las nuevas mediciones, ajustes a la encuesta, actividades de formación en técnicas longitudinales a la comunidad COES y otros interesados, desarrollo de publicaciones técnicas y sustantivas. Finalmente, participo del Núcleo Milenio de Desigualdades y Oportunidades Digitales NUDOS. En este Centro asociativo desarrollo el proyecto:</w:t>
-      </w:r>
-      <w:r>
-        <w:t xml:space="preserve"> </w:t>
-      </w:r>
-      <w:r>
-        <w:t xml:space="preserve">“Digital Citizen Participation in Chile: description of gaps and their relationship with other forms of participation”</w:t>
-      </w:r>
-      <w:r>
-        <w:t xml:space="preserve">. Este proyecto tiene por objetivos: Explorar y mapear los niveles de Ciudadanía Digital en estudiantes, examinar las brechas de Ciudadanía Digital en términos de logro académico, género, nivel educacional de la familia, tipo de colegio y ruralidad y examinar la relación entre los niveles de Participación Ciudadanía Digital y Participación Ciudadana Analógica. Es importante mencionar que, tanto los datos secundarios como aquellos que se generan en las distintas investigaciones se han utilizado para la preparación de clases, ejercicios prácticos y problemas aplicados de programación. Esto responde al principio de acercar la docencia a problemas concretos abordados en las distintas investigaciones.</w:t>
-      </w:r>
-    </w:p>
-    <w:bookmarkEnd w:id="63"/>
-    <w:bookmarkStart w:id="64" w:name="jerarquización-de-proyectos"/>
+        <w:t xml:space="preserve">Adicionalmente, mi participación como Investigador Asociado al Centro de Estudios de Conflicto y Cohesión Social COES conlleva una serie de actividades de investigación para los próximos años. Primero, en mi rol de miembro del Equipo Técnico del Estudio Longitudinal Social de Chile, que desarrolla su séptima ola de medición (2016 al 2024) implica una serie de actividades, como: desarrollo del reporte longitudinal que se presenta cada nuevo año, planificación de la licitación de las nuevas mediciones, ajustes a la encuesta, actividades de formación en técnicas longitudinales a la comunidad COES y otros interesados, desarrollo de publicaciones técnicas y sustantivas. Finalmente, participo del Núcleo Milenio de Desigualdades y Oportunidades Digitales NUDOS. En este Centro asociativo desarrollo el proyecto: “Digital Citizen Participation in Chile: description of gaps and their relationship with other forms of participation”. Este proyecto tiene por objetivos: Explorar y mapear los niveles de Ciudadanía Digital en estudiantes, examinar las brechas de Ciudadanía Digital en términos de logro académico, género, nivel educacional de la familia, tipo de colegio y ruralidad y examinar la relación entre los niveles de Participación Ciudadanía Digital y Participación Ciudadana Analógica. Es importante mencionar que, tanto los datos secundarios como aquellos que se generan en las distintas investigaciones se han utilizado para la preparación de clases, ejercicios prácticos y problemas aplicados de programación. Esto responde al principio de acercar la docencia a problemas concretos abordados en las distintas investigaciones.</w:t>
+      </w:r>
+    </w:p>
+    <w:bookmarkEnd w:id="316"/>
+    <w:bookmarkStart w:id="317" w:name="jerarquización-de-proyectos"/>
     <w:p>
       <w:pPr>
         <w:pStyle w:val="Ttulo1"/>
@@ -7948,43 +6958,7 @@
         <w:pStyle w:val="FirstParagraph"/>
       </w:pPr>
       <w:r>
-        <w:t xml:space="preserve">Abordando mi línea principal de investigación, socialización política juvenil y transmisión intergeneracional de la desigualdad política, he participado en múltiples proyectos concursables. Actualmente, ocupo el rol de Investigador Principal del proyecto FONDECYT regular 1240922, titulado:</w:t>
-      </w:r>
-      <w:r>
-        <w:t xml:space="preserve"> </w:t>
-      </w:r>
-      <w:r>
-        <w:t xml:space="preserve">“Actitudes y comportamiento político juvenil: desigualdad, estilos de socialización escolar e influencias intergeneracionales”</w:t>
-      </w:r>
-      <w:r>
-        <w:t xml:space="preserve">. Este proyecto se desarrollará entre abril de 2024 y marzo de 2028. Entre noviembre de 2019 y octubre de 2022 dirigí como Investigador Principal del proyecto FONDECYT de Iniciación 11190508, titulado:</w:t>
-      </w:r>
-      <w:r>
-        <w:t xml:space="preserve"> </w:t>
-      </w:r>
-      <w:r>
-        <w:t xml:space="preserve">“Participación Ciudadana Juvenil: entre la reproducción social y la socialización política”</w:t>
-      </w:r>
-      <w:r>
-        <w:t xml:space="preserve">. También participo como coinvestigador del FONDECYT regular 1240960 (a cargo de la Profesora Sofía Donoso, Departamento de Sociología, Universidad de Chile), titulado: Aprendizaje político en movimiento sociales: ¿portadores individuales, organizacionales y generacionales? Adicionalmente, he participado como coinvestigador en el proyecto FONDECYT regular 1181239, titulado:</w:t>
-      </w:r>
-      <w:r>
-        <w:t xml:space="preserve"> </w:t>
-      </w:r>
-      <w:r>
-        <w:t xml:space="preserve">“Socialización política y educación para la ciudadanía- El rol de la familia y de la escuela”</w:t>
-      </w:r>
-      <w:r>
-        <w:t xml:space="preserve">, entre abril de 2018 y marzo de 2021. También en el proyecto FONDECYT regular 1120630, titulado:</w:t>
-      </w:r>
-      <w:r>
-        <w:t xml:space="preserve"> </w:t>
-      </w:r>
-      <w:r>
-        <w:t xml:space="preserve">“Socialización política y experiencia escolar- Chile en contexto internacional”</w:t>
-      </w:r>
-      <w:r>
-        <w:t xml:space="preserve">, entre abril de 2012 y marzo de 2015. Los resultados de estos proyectos han sido publicados en revistas científicas con revisión pares, capítulos de libros y también han generado libros. Adicionalmente, los resultados han sido presentados en múltiples conferencias nacionales e internacionales.</w:t>
+        <w:t xml:space="preserve">Abordando mi línea principal de investigación, socialización política juvenil y transmisión intergeneracional de la desigualdad política, he participado en múltiples proyectos concursables. Actualmente, ocupo el rol de Investigador Principal del proyecto FONDECYT regular 1240922, titulado: “Actitudes y comportamiento político juvenil: desigualdad, estilos de socialización escolar e influencias intergeneracionales”. Este proyecto se desarrollará entre abril de 2024 y marzo de 2028. Entre noviembre de 2019 y octubre de 2022 dirigí como Investigador Principal del proyecto FONDECYT de Iniciación 11190508, titulado: “Participación Ciudadana Juvenil: entre la reproducción social y la socialización política”. También participo como coinvestigador del FONDECYT regular 1240960 (a cargo de la Profesora Sofía Donoso, Departamento de Sociología, Universidad de Chile), titulado: Aprendizaje político en movimiento sociales: ¿portadores individuales, organizacionales y generacionales? Adicionalmente, he participado como coinvestigador en el proyecto FONDECYT regular 1181239, titulado: “Socialización política y educación para la ciudadanía- El rol de la familia y de la escuela”, entre abril de 2018 y marzo de 2021. También en el proyecto FONDECYT regular 1120630, titulado: “Socialización política y experiencia escolar- Chile en contexto internacional”, entre abril de 2012 y marzo de 2015. Los resultados de estos proyectos han sido publicados en revistas científicas con revisión pares, capítulos de libros y también han generado libros. Adicionalmente, los resultados han sido presentados en múltiples conferencias nacionales e internacionales.</w:t>
       </w:r>
     </w:p>
     <w:p>
@@ -8000,28 +6974,7 @@
         <w:pStyle w:val="Textoindependiente"/>
       </w:pPr>
       <w:r>
-        <w:t xml:space="preserve">Es relevante mencionar mi participación en proyectos orientados al desarrollo de libros editados. El primero de ellos fue mi participación como co-investigador en el proyecto</w:t>
-      </w:r>
-      <w:r>
-        <w:t xml:space="preserve"> </w:t>
-      </w:r>
-      <w:r>
-        <w:t xml:space="preserve">“Teaching Tolerance in a Globalized World”</w:t>
-      </w:r>
-      <w:r>
-        <w:t xml:space="preserve"> </w:t>
-      </w:r>
-      <w:r>
-        <w:t xml:space="preserve">desarrollado entre 2017 y 2018, que desembocó en un libro publicado por la editorial Springer con el mismo título del proyecto. El segundo fue el proyecto:</w:t>
-      </w:r>
-      <w:r>
-        <w:t xml:space="preserve"> </w:t>
-      </w:r>
-      <w:r>
-        <w:t xml:space="preserve">“Good Citizenship Around the World”</w:t>
-      </w:r>
-      <w:r>
-        <w:t xml:space="preserve">, financiado por International Association for the Educational Achievement - IEA. Este se desarrolló entre 2019 y 2020. También tuvo como producto principal un libro con el mismo título. Finalmente, actualmente estamos desarrollando el proyecto</w:t>
+        <w:t xml:space="preserve">Es relevante mencionar mi participación en proyectos orientados al desarrollo de libros editados. El primero de ellos fue mi participación como co-investigador en el proyecto “Teaching Tolerance in a Globalized World” desarrollado entre 2017 y 2018, que desembocó en un libro publicado por la editorial Springer con el mismo título del proyecto. El segundo fue el proyecto: “Good Citizenship Around the World”, financiado por International Association for the Educational Achievement - IEA. Este se desarrolló entre 2019 y 2020. También tuvo como producto principal un libro con el mismo título. Finalmente, actualmente estamos desarrollando el proyecto</w:t>
       </w:r>
       <w:r>
         <w:t xml:space="preserve"> </w:t>
@@ -8038,29 +6991,11 @@
         <w:pStyle w:val="Textoindependiente"/>
       </w:pPr>
       <w:r>
-        <w:t xml:space="preserve">Anterior a los proyectos descritos participé como asistente de Investigación en Proyecto FONDECYT Iniciación N°11121203, titulado:</w:t>
-      </w:r>
-      <w:r>
-        <w:t xml:space="preserve"> </w:t>
-      </w:r>
-      <w:r>
-        <w:t xml:space="preserve">“Social justice and citizenship participation: An International comparison with focus on the case of Chile”</w:t>
-      </w:r>
-      <w:r>
-        <w:t xml:space="preserve">, dirigido por el Investigador Principal, Profesor Juan Carlos Castillo Valenzuela, entre marzo de 2013 y diciembre de 2013. También participé como asistente de Investigación en Laboratorio de Psicología Social, Escuela de Psicología UC, a cargo del Investigador Responsable, Profesor Roberto González Gutiérrez, entre diciembre de 2009 y febrero de 2014. Adicionalmente, participé como tesista en el proyecto FONDECYT Regular n°1070833, titulado:</w:t>
-      </w:r>
-      <w:r>
-        <w:t xml:space="preserve"> </w:t>
-      </w:r>
-      <w:r>
-        <w:t xml:space="preserve">“Inmigrantes en Chile: antecedentes psicológicos de las preferencias aculturativas de los chilenos”</w:t>
-      </w:r>
-      <w:r>
-        <w:t xml:space="preserve">, a cargo del profesor Roberto González Gutiérrez, entre marzo de 2010 y marzo de 2011.</w:t>
-      </w:r>
-    </w:p>
-    <w:bookmarkEnd w:id="64"/>
-    <w:bookmarkStart w:id="67" w:name="aspectos-globales-de-la-obra-expuesta"/>
+        <w:t xml:space="preserve">Anterior a los proyectos descritos participé como asistente de Investigación en Proyecto FONDECYT Iniciación N°11121203, titulado: “Social justice and citizenship participation: An International comparison with focus on the case of Chile”, dirigido por el Investigador Principal, Profesor Juan Carlos Castillo Valenzuela, entre marzo de 2013 y diciembre de 2013. También participé como asistente de Investigación en Laboratorio de Psicología Social, Escuela de Psicología UC, a cargo del Investigador Responsable, Profesor Roberto González Gutiérrez, entre diciembre de 2009 y febrero de 2014. Adicionalmente, participé como tesista en el proyecto FONDECYT Regular n°1070833, titulado: “Inmigrantes en Chile: antecedentes psicológicos de las preferencias aculturativas de los chilenos”, a cargo del profesor Roberto González Gutiérrez, entre marzo de 2010 y marzo de 2011.</w:t>
+      </w:r>
+    </w:p>
+    <w:bookmarkEnd w:id="317"/>
+    <w:bookmarkStart w:id="320" w:name="aspectos-globales-de-la-obra-expuesta"/>
     <w:p>
       <w:pPr>
         <w:pStyle w:val="Ttulo1"/>
@@ -8077,7 +7012,7 @@
         <w:t xml:space="preserve">En lo que llevo de trayectoria académica, mi obra ha sido reconocida, tanto a nivel nacional como internacional.</w:t>
       </w:r>
     </w:p>
-    <w:bookmarkStart w:id="65" w:name="nivel-nacional"/>
+    <w:bookmarkStart w:id="318" w:name="nivel-nacional"/>
     <w:p>
       <w:pPr>
         <w:pStyle w:val="Ttulo2"/>
@@ -8091,53 +7026,11 @@
         <w:pStyle w:val="FirstParagraph"/>
       </w:pPr>
       <w:r>
-        <w:t xml:space="preserve">A nivel nacional, he sido invitado como presentador principal en múltiples actividades en de presentación o discusión sobre mi agenda de investigación, tales como el seminario</w:t>
-      </w:r>
-      <w:r>
-        <w:t xml:space="preserve"> </w:t>
-      </w:r>
-      <w:r>
-        <w:t xml:space="preserve">“Jóvenes y Participación Política”</w:t>
-      </w:r>
-      <w:r>
-        <w:t xml:space="preserve">, organizado por el Instituto de Ciencias Sociales de la Universidad de O’Higgins; el seminario</w:t>
-      </w:r>
-      <w:r>
-        <w:t xml:space="preserve"> </w:t>
-      </w:r>
-      <w:r>
-        <w:t xml:space="preserve">“Chile en el contexto regional: realidad y desafíos”</w:t>
-      </w:r>
-      <w:r>
-        <w:t xml:space="preserve"> </w:t>
-      </w:r>
-      <w:r>
-        <w:t xml:space="preserve">organizado por la Academia Parlamentaria, como invitado del programa</w:t>
-      </w:r>
-      <w:r>
-        <w:t xml:space="preserve"> </w:t>
-      </w:r>
-      <w:r>
-        <w:t xml:space="preserve">“Tras las líneas”</w:t>
-      </w:r>
-      <w:r>
-        <w:t xml:space="preserve"> </w:t>
-      </w:r>
-      <w:r>
-        <w:t xml:space="preserve">en que se desarrolla una conversación de divulgación académica con el Profesor Manuel Antonio Garretón, Premio Nacional de Ciencias y Humanidades; y más recientemente, como invitado a un programa de TV sobre discusión acerca de temas de interés público. También he participado como profesor invitado, especializado en ciudadanía juvenil. También me parece importante destacar que el Centro de Estudios de Conflicto y Cohesión Social COES ha reconocido mi trayectoria. He participado en este centro en diversos roles, primero como asistente de la línea de</w:t>
-      </w:r>
-      <w:r>
-        <w:t xml:space="preserve"> </w:t>
-      </w:r>
-      <w:r>
-        <w:t xml:space="preserve">“Relacional interpersonales e Intergrupales”</w:t>
-      </w:r>
-      <w:r>
-        <w:t xml:space="preserve">, luego como asistente para el desarrollo de la encuesta COES 2014, posteriormente como asistente en el Estudio Longitudinal Social de Chile-ELSOC, hasta el 2018. Una vez que terminé mi doctorado fui promovido al rol de investigador adjunto del centro y miembro del equipo técnico del ELSOC. Finalmente, en 2021 fui promovido a la categoría de Investigador Asociado, rol que requiere una validación curricular por parte de ANID. En ese sentido, el centro ha reconocido mi trayectoria y aporte de manera explícita, promoviéndome a roles más relevantes a lo largo del tiempo. Prueba de ello es la carta de invitación enviada en ese momento. Finalmente, me parece relevante destacar la adjudicación de un proyecto FONDECYT de iniciación, ejecutado entre 2019 y 2022 (n°11190508) y un FONDECYT regular, a ejecutarse entre 2024 y 2028 (n°1240922). Ambos concursos son altamente competitivos y se evalúan por pares, lo que implica un reconocimiento a la investigación previa y una apuesta al desarrollo de investigación hacia adelante.</w:t>
-      </w:r>
-    </w:p>
-    <w:bookmarkEnd w:id="65"/>
-    <w:bookmarkStart w:id="66" w:name="nivel-internacional"/>
+        <w:t xml:space="preserve">A nivel nacional, he sido invitado como presentador principal en múltiples actividades en de presentación o discusión sobre mi agenda de investigación, tales como el seminario “Jóvenes y Participación Política”, organizado por el Instituto de Ciencias Sociales de la Universidad de O’Higgins; el seminario “Chile en el contexto regional: realidad y desafíos” organizado por la Academia Parlamentaria, como invitado del programa “Tras las líneas” en que se desarrolla una conversación de divulgación académica con el Profesor Manuel Antonio Garretón, Premio Nacional de Ciencias y Humanidades; y más recientemente, como invitado a un programa de TV sobre discusión acerca de temas de interés público. También he participado como profesor invitado, especializado en ciudadanía juvenil. También me parece importante destacar que el Centro de Estudios de Conflicto y Cohesión Social COES ha reconocido mi trayectoria. He participado en este centro en diversos roles, primero como asistente de la línea de “Relacional interpersonales e Intergrupales”, luego como asistente para el desarrollo de la encuesta COES 2014, posteriormente como asistente en el Estudio Longitudinal Social de Chile-ELSOC, hasta el 2018. Una vez que terminé mi doctorado fui promovido al rol de investigador adjunto del centro y miembro del equipo técnico del ELSOC. Finalmente, en 2021 fui promovido a la categoría de Investigador Asociado, rol que requiere una validación curricular por parte de ANID. En ese sentido, el centro ha reconocido mi trayectoria y aporte de manera explícita, promoviéndome a roles más relevantes a lo largo del tiempo. Prueba de ello es la carta de invitación enviada en ese momento. Finalmente, me parece relevante destacar la adjudicación de un proyecto FONDECYT de iniciación, ejecutado entre 2019 y 2022 (n°11190508) y un FONDECYT regular, a ejecutarse entre 2024 y 2028 (n°1240922). Ambos concursos son altamente competitivos y se evalúan por pares, lo que implica un reconocimiento a la investigación previa y una apuesta al desarrollo de investigación hacia adelante.</w:t>
+      </w:r>
+    </w:p>
+    <w:bookmarkEnd w:id="318"/>
+    <w:bookmarkStart w:id="319" w:name="nivel-internacional"/>
     <w:p>
       <w:pPr>
         <w:pStyle w:val="Ttulo2"/>
@@ -8154,9 +7047,9 @@
         <w:t xml:space="preserve">A nivel internacional, también he sido invitado a participar de diversas actividades que reconocen mi expertise. Tempranamente en mi carrera, recibí el reconocimiento a artículos desarrollados en el marco de mi tesis doctoral (2018 y 2019). Segundo, he participado de la publicación múltiples artículos en revistas prestigio (ver sección 8 de difusión y comunicaciones), como: Youth &amp; Society, International Journal of Social Psychology, Journal of Applied Social Psychology, Political Psychology, European Journal of Social Psychology, Journal of Youth Studies, Computers in Human Behavior, Group Processes &amp; Intergroup Relations, Child Development, International Journal of Educational Development, Theory and Research in Social Education, Citizenship Teaching and Learning, Frontiers in Sociology, Journal of Education, Citizenship and Social Justice, Revista Latinoamericana de Ciencias Sociales, Revista de Educación, Psykhé, Revista de Sociología. Tercero, he participado de la coedición de tres libros y múltiples capítulos de libro publicados por importantes editoriales como: Springer, Oxford University Press, Routledge, Cambridge University Press, Editorial Elgar o el Fondo de Cultura Económica. Un libro a destacar es el libro Teaching Tolerance in a Globalized World (coeditado con Andrés Sandoval Hernández y María Magdalena Isac) que estuvo entre los diez libros más descargados de Springer Open en 2018 (más de 70 000 descargas y 36 citaciones hasta la fecha). También fui invitado, por el Profesor Jan Germen Janmaat del UCL Institute of Education en Reino Unido, a escribir un capítulo sobre educación cívica en el Handbook of Education and Democracy, a publicarse durante el segundo semestre de 2024. Cuarto, durante mi trayectoria he participado de la comunidad que estudia educación cívica y ciudadana usando datos de gran escala, particularmente el Estudio Internacional de Educación Cívica y Ciudadana ICCS en sus versiones 2009, 2016 y 2022; desarrollado por la IEA (International Association for the Educational Achievement). Para el desarrollo de la próxima versión 2027 he sido invitado a participar como parte del equipo de expertos para el desarrollo de los instrumentos que serán aplicados en la siguiente ronda. Finalmente, he participado como Profesor invitado en la cátedra sobre educación cívica, curso dirigido por la Profesora Ellen Claes del Centre for Political Science Research de la KU Leuven. Finalmente, he sido invitado a participar como Editor asociado en la revista Large-scale Assessment in Education, lo que reconoce mi expertise en investigación metodológica en temas de medición educacional en general y de investigación en ciudadanía juvenil en particular.</w:t>
       </w:r>
     </w:p>
-    <w:bookmarkEnd w:id="66"/>
-    <w:bookmarkEnd w:id="67"/>
-    <w:bookmarkStart w:id="68" w:name="antecedentes-adicionales"/>
+    <w:bookmarkEnd w:id="319"/>
+    <w:bookmarkEnd w:id="320"/>
+    <w:bookmarkStart w:id="321" w:name="antecedentes-adicionales"/>
     <w:p>
       <w:pPr>
         <w:pStyle w:val="Ttulo1"/>
@@ -8197,8 +7090,8 @@
         <w:t xml:space="preserve">Revisor ad-hoc de revistas científicas: Journal of Youth Studies (Reino Unido) Youth &amp; Society (Estados Unidos) Journal of Community Psychology (Estados Unidos) YOUNG (Finlandia) Acta Politica (Países Bajos) Large-scale Assessment in Education (Estados Unidos) Educational Assessment, Evaluation and Accountability (Países Bajos) Revista de Estudios Sociales (Colombia) Revista Formación Universitaria (Chile) Psykhé (Chile)</w:t>
       </w:r>
     </w:p>
-    <w:bookmarkEnd w:id="68"/>
-    <w:bookmarkStart w:id="69" w:name="resumen"/>
+    <w:bookmarkEnd w:id="321"/>
+    <w:bookmarkStart w:id="322" w:name="resumen"/>
     <w:p>
       <w:pPr>
         <w:pStyle w:val="Ttulo1"/>
@@ -8515,9 +7408,9 @@
         <w:t xml:space="preserve">X | | 19. RESUMEN CURRICULAR |</w:t>
       </w:r>
     </w:p>
-    <w:bookmarkEnd w:id="69"/>
+    <w:bookmarkEnd w:id="322"/>
     <w:sectPr>
-      <w:headerReference r:id="rId9" w:type="default"/>
+      <w:headerReference r:id="rId264" w:type="default"/>
       <w:pgSz w:h="15840" w:orient="portrait" w:w="12240"/>
       <w:pgMar w:bottom="1418" w:footer="720" w:gutter="0" w:header="720" w:left="1701" w:right="1701" w:top="1417"/>
       <w:cols w:space="720"/>
